--- a/Programa_Completo_Octubre_2026/Programa_Completo_Octubre_2026_ES.docx
+++ b/Programa_Completo_Octubre_2026/Programa_Completo_Octubre_2026_ES.docx
@@ -126,7 +126,7 @@
           <w:sz w:val="23"/>
           <w:szCs w:val="23"/>
         </w:rPr>
-        <w:t xml:space="preserve">Semana del 5 de octubre → semana del 23 de noviembre de 2026</w:t>
+        <w:t xml:space="preserve">Semana del 12 de octubre → semana del 30 de noviembre de 2026</w:t>
       </w:r>
     </w:p>
     <w:p>
@@ -942,7 +942,7 @@
                 <w:sz w:val="20"/>
                 <w:szCs w:val="20"/>
               </w:rPr>
-              <w:t xml:space="preserve">Guiran · 기란</w:t>
+              <w:t xml:space="preserve">Kiran · 기란</w:t>
             </w:r>
           </w:p>
         </w:tc>
@@ -1772,7 +1772,7 @@
                 <w:sz w:val="18"/>
                 <w:szCs w:val="18"/>
               </w:rPr>
-              <w:t xml:space="preserve">Guiran</w:t>
+              <w:t xml:space="preserve">Kiran</w:t>
             </w:r>
           </w:p>
         </w:tc>
@@ -2953,7 +2953,7 @@
                 <w:sz w:val="18"/>
                 <w:szCs w:val="18"/>
               </w:rPr>
-              <w:t xml:space="preserve">5 oct – 9 oct</w:t>
+              <w:t xml:space="preserve">12 oct – 16 oct</w:t>
             </w:r>
           </w:p>
         </w:tc>
@@ -2979,7 +2979,7 @@
                 <w:sz w:val="18"/>
                 <w:szCs w:val="18"/>
               </w:rPr>
-              <w:t xml:space="preserve">lun 5 oct</w:t>
+              <w:t xml:space="preserve">lun 19 oct *</w:t>
             </w:r>
           </w:p>
         </w:tc>
@@ -3005,7 +3005,7 @@
                 <w:sz w:val="18"/>
                 <w:szCs w:val="18"/>
               </w:rPr>
-              <w:t xml:space="preserve">mar 6 oct</w:t>
+              <w:t xml:space="preserve">mar 13 oct</w:t>
             </w:r>
           </w:p>
         </w:tc>
@@ -3031,7 +3031,7 @@
                 <w:sz w:val="18"/>
                 <w:szCs w:val="18"/>
               </w:rPr>
-              <w:t xml:space="preserve">mar 6 oct</w:t>
+              <w:t xml:space="preserve">mar 13 oct</w:t>
             </w:r>
           </w:p>
         </w:tc>
@@ -3057,7 +3057,7 @@
                 <w:sz w:val="18"/>
                 <w:szCs w:val="18"/>
               </w:rPr>
-              <w:t xml:space="preserve">mié 7 oct</w:t>
+              <w:t xml:space="preserve">mié 14 oct</w:t>
             </w:r>
           </w:p>
         </w:tc>
@@ -3083,7 +3083,7 @@
                 <w:sz w:val="18"/>
                 <w:szCs w:val="18"/>
               </w:rPr>
-              <w:t xml:space="preserve">jue 8 oct</w:t>
+              <w:t xml:space="preserve">jue 15 oct</w:t>
             </w:r>
           </w:p>
         </w:tc>
@@ -3109,7 +3109,7 @@
                 <w:sz w:val="18"/>
                 <w:szCs w:val="18"/>
               </w:rPr>
-              <w:t xml:space="preserve">jue 8 oct</w:t>
+              <w:t xml:space="preserve">jue 15 oct</w:t>
             </w:r>
           </w:p>
         </w:tc>
@@ -3168,7 +3168,7 @@
                 <w:sz w:val="18"/>
                 <w:szCs w:val="18"/>
               </w:rPr>
-              <w:t xml:space="preserve">12 oct – 16 oct</w:t>
+              <w:t xml:space="preserve">19 oct – 23 oct</w:t>
             </w:r>
           </w:p>
         </w:tc>
@@ -3195,7 +3195,7 @@
                 <w:sz w:val="18"/>
                 <w:szCs w:val="18"/>
               </w:rPr>
-              <w:t xml:space="preserve">lun 12 oct *</w:t>
+              <w:t xml:space="preserve">lun 26 oct</w:t>
             </w:r>
           </w:p>
         </w:tc>
@@ -3222,7 +3222,7 @@
                 <w:sz w:val="18"/>
                 <w:szCs w:val="18"/>
               </w:rPr>
-              <w:t xml:space="preserve">mar 13 oct</w:t>
+              <w:t xml:space="preserve">mar 20 oct</w:t>
             </w:r>
           </w:p>
         </w:tc>
@@ -3249,7 +3249,7 @@
                 <w:sz w:val="18"/>
                 <w:szCs w:val="18"/>
               </w:rPr>
-              <w:t xml:space="preserve">mar 13 oct</w:t>
+              <w:t xml:space="preserve">mar 20 oct</w:t>
             </w:r>
           </w:p>
         </w:tc>
@@ -3276,7 +3276,7 @@
                 <w:sz w:val="18"/>
                 <w:szCs w:val="18"/>
               </w:rPr>
-              <w:t xml:space="preserve">mié 14 oct</w:t>
+              <w:t xml:space="preserve">mié 21 oct</w:t>
             </w:r>
           </w:p>
         </w:tc>
@@ -3303,7 +3303,7 @@
                 <w:sz w:val="18"/>
                 <w:szCs w:val="18"/>
               </w:rPr>
-              <w:t xml:space="preserve">jue 15 oct</w:t>
+              <w:t xml:space="preserve">jue 22 oct</w:t>
             </w:r>
           </w:p>
         </w:tc>
@@ -3330,7 +3330,7 @@
                 <w:sz w:val="18"/>
                 <w:szCs w:val="18"/>
               </w:rPr>
-              <w:t xml:space="preserve">jue 15 oct</w:t>
+              <w:t xml:space="preserve">jue 22 oct</w:t>
             </w:r>
           </w:p>
         </w:tc>
@@ -3387,7 +3387,7 @@
                 <w:sz w:val="18"/>
                 <w:szCs w:val="18"/>
               </w:rPr>
-              <w:t xml:space="preserve">19 oct – 23 oct</w:t>
+              <w:t xml:space="preserve">26 oct – 30 oct</w:t>
             </w:r>
           </w:p>
         </w:tc>
@@ -3413,7 +3413,7 @@
                 <w:sz w:val="18"/>
                 <w:szCs w:val="18"/>
               </w:rPr>
-              <w:t xml:space="preserve">lun 19 oct</w:t>
+              <w:t xml:space="preserve">lun 2 nov</w:t>
             </w:r>
           </w:p>
         </w:tc>
@@ -3439,7 +3439,7 @@
                 <w:sz w:val="18"/>
                 <w:szCs w:val="18"/>
               </w:rPr>
-              <w:t xml:space="preserve">mar 20 oct</w:t>
+              <w:t xml:space="preserve">mar 27 oct</w:t>
             </w:r>
           </w:p>
         </w:tc>
@@ -3465,7 +3465,7 @@
                 <w:sz w:val="18"/>
                 <w:szCs w:val="18"/>
               </w:rPr>
-              <w:t xml:space="preserve">mar 20 oct</w:t>
+              <w:t xml:space="preserve">mar 27 oct</w:t>
             </w:r>
           </w:p>
         </w:tc>
@@ -3491,7 +3491,7 @@
                 <w:sz w:val="18"/>
                 <w:szCs w:val="18"/>
               </w:rPr>
-              <w:t xml:space="preserve">mié 21 oct</w:t>
+              <w:t xml:space="preserve">mié 28 oct</w:t>
             </w:r>
           </w:p>
         </w:tc>
@@ -3517,7 +3517,7 @@
                 <w:sz w:val="18"/>
                 <w:szCs w:val="18"/>
               </w:rPr>
-              <w:t xml:space="preserve">jue 22 oct</w:t>
+              <w:t xml:space="preserve">jue 29 oct</w:t>
             </w:r>
           </w:p>
         </w:tc>
@@ -3543,7 +3543,7 @@
                 <w:sz w:val="18"/>
                 <w:szCs w:val="18"/>
               </w:rPr>
-              <w:t xml:space="preserve">jue 22 oct</w:t>
+              <w:t xml:space="preserve">jue 29 oct</w:t>
             </w:r>
           </w:p>
         </w:tc>
@@ -3602,7 +3602,7 @@
                 <w:sz w:val="18"/>
                 <w:szCs w:val="18"/>
               </w:rPr>
-              <w:t xml:space="preserve">26 oct – 30 oct</w:t>
+              <w:t xml:space="preserve">2 nov – 6 nov</w:t>
             </w:r>
           </w:p>
         </w:tc>
@@ -3629,7 +3629,7 @@
                 <w:sz w:val="18"/>
                 <w:szCs w:val="18"/>
               </w:rPr>
-              <w:t xml:space="preserve">lun 26 oct</w:t>
+              <w:t xml:space="preserve">lun 9 nov</w:t>
             </w:r>
           </w:p>
         </w:tc>
@@ -3656,7 +3656,7 @@
                 <w:sz w:val="18"/>
                 <w:szCs w:val="18"/>
               </w:rPr>
-              <w:t xml:space="preserve">mar 27 oct</w:t>
+              <w:t xml:space="preserve">mar 3 nov</w:t>
             </w:r>
           </w:p>
         </w:tc>
@@ -3683,7 +3683,7 @@
                 <w:sz w:val="18"/>
                 <w:szCs w:val="18"/>
               </w:rPr>
-              <w:t xml:space="preserve">mar 27 oct</w:t>
+              <w:t xml:space="preserve">mar 3 nov</w:t>
             </w:r>
           </w:p>
         </w:tc>
@@ -3710,7 +3710,7 @@
                 <w:sz w:val="18"/>
                 <w:szCs w:val="18"/>
               </w:rPr>
-              <w:t xml:space="preserve">mié 28 oct</w:t>
+              <w:t xml:space="preserve">mié 4 nov</w:t>
             </w:r>
           </w:p>
         </w:tc>
@@ -3737,7 +3737,7 @@
                 <w:sz w:val="18"/>
                 <w:szCs w:val="18"/>
               </w:rPr>
-              <w:t xml:space="preserve">jue 29 oct</w:t>
+              <w:t xml:space="preserve">jue 5 nov</w:t>
             </w:r>
           </w:p>
         </w:tc>
@@ -3764,7 +3764,7 @@
                 <w:sz w:val="18"/>
                 <w:szCs w:val="18"/>
               </w:rPr>
-              <w:t xml:space="preserve">jue 29 oct</w:t>
+              <w:t xml:space="preserve">jue 5 nov</w:t>
             </w:r>
           </w:p>
         </w:tc>
@@ -3821,7 +3821,7 @@
                 <w:sz w:val="18"/>
                 <w:szCs w:val="18"/>
               </w:rPr>
-              <w:t xml:space="preserve">2 nov – 6 nov</w:t>
+              <w:t xml:space="preserve">9 nov – 13 nov</w:t>
             </w:r>
           </w:p>
         </w:tc>
@@ -3847,7 +3847,7 @@
                 <w:sz w:val="18"/>
                 <w:szCs w:val="18"/>
               </w:rPr>
-              <w:t xml:space="preserve">lun 2 nov</w:t>
+              <w:t xml:space="preserve">lun 16 nov</w:t>
             </w:r>
           </w:p>
         </w:tc>
@@ -3873,7 +3873,7 @@
                 <w:sz w:val="18"/>
                 <w:szCs w:val="18"/>
               </w:rPr>
-              <w:t xml:space="preserve">mar 3 nov</w:t>
+              <w:t xml:space="preserve">mar 10 nov</w:t>
             </w:r>
           </w:p>
         </w:tc>
@@ -3899,7 +3899,7 @@
                 <w:sz w:val="18"/>
                 <w:szCs w:val="18"/>
               </w:rPr>
-              <w:t xml:space="preserve">mar 3 nov</w:t>
+              <w:t xml:space="preserve">mar 10 nov</w:t>
             </w:r>
           </w:p>
         </w:tc>
@@ -3925,7 +3925,7 @@
                 <w:sz w:val="18"/>
                 <w:szCs w:val="18"/>
               </w:rPr>
-              <w:t xml:space="preserve">mié 4 nov</w:t>
+              <w:t xml:space="preserve">mié 11 nov</w:t>
             </w:r>
           </w:p>
         </w:tc>
@@ -3951,7 +3951,7 @@
                 <w:sz w:val="18"/>
                 <w:szCs w:val="18"/>
               </w:rPr>
-              <w:t xml:space="preserve">jue 5 nov</w:t>
+              <w:t xml:space="preserve">jue 12 nov</w:t>
             </w:r>
           </w:p>
         </w:tc>
@@ -3977,7 +3977,7 @@
                 <w:sz w:val="18"/>
                 <w:szCs w:val="18"/>
               </w:rPr>
-              <w:t xml:space="preserve">jue 5 nov</w:t>
+              <w:t xml:space="preserve">jue 12 nov</w:t>
             </w:r>
           </w:p>
         </w:tc>
@@ -4036,7 +4036,7 @@
                 <w:sz w:val="18"/>
                 <w:szCs w:val="18"/>
               </w:rPr>
-              <w:t xml:space="preserve">9 nov – 13 nov</w:t>
+              <w:t xml:space="preserve">16 nov – 20 nov</w:t>
             </w:r>
           </w:p>
         </w:tc>
@@ -4063,7 +4063,7 @@
                 <w:sz w:val="18"/>
                 <w:szCs w:val="18"/>
               </w:rPr>
-              <w:t xml:space="preserve">lun 9 nov</w:t>
+              <w:t xml:space="preserve">lun 23 nov</w:t>
             </w:r>
           </w:p>
         </w:tc>
@@ -4090,7 +4090,7 @@
                 <w:sz w:val="18"/>
                 <w:szCs w:val="18"/>
               </w:rPr>
-              <w:t xml:space="preserve">mar 10 nov</w:t>
+              <w:t xml:space="preserve">mar 17 nov</w:t>
             </w:r>
           </w:p>
         </w:tc>
@@ -4117,7 +4117,7 @@
                 <w:sz w:val="18"/>
                 <w:szCs w:val="18"/>
               </w:rPr>
-              <w:t xml:space="preserve">mar 10 nov</w:t>
+              <w:t xml:space="preserve">mar 17 nov</w:t>
             </w:r>
           </w:p>
         </w:tc>
@@ -4144,7 +4144,7 @@
                 <w:sz w:val="18"/>
                 <w:szCs w:val="18"/>
               </w:rPr>
-              <w:t xml:space="preserve">mié 11 nov</w:t>
+              <w:t xml:space="preserve">mié 18 nov</w:t>
             </w:r>
           </w:p>
         </w:tc>
@@ -4171,7 +4171,7 @@
                 <w:sz w:val="18"/>
                 <w:szCs w:val="18"/>
               </w:rPr>
-              <w:t xml:space="preserve">jue 12 nov</w:t>
+              <w:t xml:space="preserve">jue 19 nov</w:t>
             </w:r>
           </w:p>
         </w:tc>
@@ -4198,7 +4198,7 @@
                 <w:sz w:val="18"/>
                 <w:szCs w:val="18"/>
               </w:rPr>
-              <w:t xml:space="preserve">jue 12 nov</w:t>
+              <w:t xml:space="preserve">jue 19 nov</w:t>
             </w:r>
           </w:p>
         </w:tc>
@@ -4255,7 +4255,7 @@
                 <w:sz w:val="18"/>
                 <w:szCs w:val="18"/>
               </w:rPr>
-              <w:t xml:space="preserve">16 nov – 20 nov</w:t>
+              <w:t xml:space="preserve">23 nov – 27 nov</w:t>
             </w:r>
           </w:p>
         </w:tc>
@@ -4281,7 +4281,7 @@
                 <w:sz w:val="18"/>
                 <w:szCs w:val="18"/>
               </w:rPr>
-              <w:t xml:space="preserve">lun 16 nov</w:t>
+              <w:t xml:space="preserve">lun 30 nov</w:t>
             </w:r>
           </w:p>
         </w:tc>
@@ -4307,7 +4307,7 @@
                 <w:sz w:val="18"/>
                 <w:szCs w:val="18"/>
               </w:rPr>
-              <w:t xml:space="preserve">mar 17 nov</w:t>
+              <w:t xml:space="preserve">mar 24 nov</w:t>
             </w:r>
           </w:p>
         </w:tc>
@@ -4333,7 +4333,7 @@
                 <w:sz w:val="18"/>
                 <w:szCs w:val="18"/>
               </w:rPr>
-              <w:t xml:space="preserve">mar 17 nov</w:t>
+              <w:t xml:space="preserve">mar 24 nov</w:t>
             </w:r>
           </w:p>
         </w:tc>
@@ -4359,7 +4359,7 @@
                 <w:sz w:val="18"/>
                 <w:szCs w:val="18"/>
               </w:rPr>
-              <w:t xml:space="preserve">mié 18 nov</w:t>
+              <w:t xml:space="preserve">mié 25 nov</w:t>
             </w:r>
           </w:p>
         </w:tc>
@@ -4385,7 +4385,7 @@
                 <w:sz w:val="18"/>
                 <w:szCs w:val="18"/>
               </w:rPr>
-              <w:t xml:space="preserve">jue 19 nov</w:t>
+              <w:t xml:space="preserve">jue 26 nov</w:t>
             </w:r>
           </w:p>
         </w:tc>
@@ -4411,7 +4411,7 @@
                 <w:sz w:val="18"/>
                 <w:szCs w:val="18"/>
               </w:rPr>
-              <w:t xml:space="preserve">jue 19 nov</w:t>
+              <w:t xml:space="preserve">jue 26 nov</w:t>
             </w:r>
           </w:p>
         </w:tc>
@@ -4470,7 +4470,7 @@
                 <w:sz w:val="18"/>
                 <w:szCs w:val="18"/>
               </w:rPr>
-              <w:t xml:space="preserve">23 nov – 27 nov</w:t>
+              <w:t xml:space="preserve">30 nov – 4 dic</w:t>
             </w:r>
           </w:p>
         </w:tc>
@@ -4497,7 +4497,7 @@
                 <w:sz w:val="18"/>
                 <w:szCs w:val="18"/>
               </w:rPr>
-              <w:t xml:space="preserve">lun 23 nov</w:t>
+              <w:t xml:space="preserve">lun 7 dic</w:t>
             </w:r>
           </w:p>
         </w:tc>
@@ -4524,7 +4524,7 @@
                 <w:sz w:val="18"/>
                 <w:szCs w:val="18"/>
               </w:rPr>
-              <w:t xml:space="preserve">mar 24 nov</w:t>
+              <w:t xml:space="preserve">mar 1 dic</w:t>
             </w:r>
           </w:p>
         </w:tc>
@@ -4551,7 +4551,7 @@
                 <w:sz w:val="18"/>
                 <w:szCs w:val="18"/>
               </w:rPr>
-              <w:t xml:space="preserve">mar 24 nov</w:t>
+              <w:t xml:space="preserve">mar 1 dic</w:t>
             </w:r>
           </w:p>
         </w:tc>
@@ -4578,7 +4578,7 @@
                 <w:sz w:val="18"/>
                 <w:szCs w:val="18"/>
               </w:rPr>
-              <w:t xml:space="preserve">mié 25 nov</w:t>
+              <w:t xml:space="preserve">mié 2 dic</w:t>
             </w:r>
           </w:p>
         </w:tc>
@@ -4605,7 +4605,7 @@
                 <w:sz w:val="18"/>
                 <w:szCs w:val="18"/>
               </w:rPr>
-              <w:t xml:space="preserve">jue 26 nov</w:t>
+              <w:t xml:space="preserve">jue 3 dic</w:t>
             </w:r>
           </w:p>
         </w:tc>
@@ -4632,7 +4632,7 @@
                 <w:sz w:val="18"/>
                 <w:szCs w:val="18"/>
               </w:rPr>
-              <w:t xml:space="preserve">jue 26 nov</w:t>
+              <w:t xml:space="preserve">jue 3 dic</w:t>
             </w:r>
           </w:p>
         </w:tc>
@@ -4663,7 +4663,7 @@
           <w:sz w:val="19"/>
           <w:szCs w:val="19"/>
         </w:rPr>
-        <w:t xml:space="preserve">* Feriados en Chile durante el curso: lunes 12 de octubre (Encuentro de Dos Mundos), sábado 31 de octubre y domingo 1 de noviembre. Las clases en línea se dictan igual en feriados salvo aviso del profesor con 48 horas de anticipación; en ese caso se ofrece sesión de reposición o grabación.</w:t>
+        <w:t xml:space="preserve">* Feriados en Chile durante el curso: lunes 12 de octubre (Encuentro de Dos Mundos), sábado 31 de octubre y domingo 1 de noviembre. Como el 12 de octubre es feriado, Coreano para Niños empieza el lunes 19 de octubre y termina el lunes 7 de diciembre (sus 8 semanas corren una semana después del resto). Las demás clases en línea se dictan igual en feriados salvo aviso del profesor con 48 horas de anticipación; en ese caso se ofrece sesión de reposición o grabación.</w:t>
       </w:r>
     </w:p>
     <w:p>
@@ -4728,7 +4728,7 @@
                 <w:sz w:val="19"/>
                 <w:szCs w:val="19"/>
               </w:rPr>
-              <w:t xml:space="preserve">Hasta el dom 4 de octubre</w:t>
+              <w:t xml:space="preserve">Hasta el dom 11 de octubre</w:t>
             </w:r>
           </w:p>
         </w:tc>
@@ -4788,7 +4788,7 @@
                 <w:sz w:val="19"/>
                 <w:szCs w:val="19"/>
               </w:rPr>
-              <w:t xml:space="preserve">Semana 1 · 5–9 oct</w:t>
+              <w:t xml:space="preserve">Semana 1 · 12–16 oct</w:t>
             </w:r>
           </w:p>
         </w:tc>
@@ -4848,7 +4848,7 @@
                 <w:sz w:val="19"/>
                 <w:szCs w:val="19"/>
               </w:rPr>
-              <w:t xml:space="preserve">Semana 4 · 26–30 oct</w:t>
+              <w:t xml:space="preserve">Semana 4 · 2–6 nov</w:t>
             </w:r>
           </w:p>
         </w:tc>
@@ -4908,7 +4908,7 @@
                 <w:sz w:val="19"/>
                 <w:szCs w:val="19"/>
               </w:rPr>
-              <w:t xml:space="preserve">Semana 8 · 23–27 nov</w:t>
+              <w:t xml:space="preserve">Semana 8 · 30 nov – 4 dic</w:t>
             </w:r>
           </w:p>
         </w:tc>
@@ -4934,7 +4934,7 @@
                 <w:sz w:val="20"/>
                 <w:szCs w:val="20"/>
               </w:rPr>
-              <w:t xml:space="preserve">Sesión final: examen / presentación + cierre.</w:t>
+              <w:t xml:space="preserve">Sesión final: examen / presentación + cierre (Niños: lunes 7 de diciembre).</w:t>
             </w:r>
           </w:p>
         </w:tc>
@@ -4968,7 +4968,7 @@
                 <w:sz w:val="19"/>
                 <w:szCs w:val="19"/>
               </w:rPr>
-              <w:t xml:space="preserve">Lun 30 de noviembre</w:t>
+              <w:t xml:space="preserve">Lun 7 de diciembre</w:t>
             </w:r>
           </w:p>
         </w:tc>
@@ -8392,7 +8392,7 @@
                 <w:sz w:val="20"/>
                 <w:szCs w:val="20"/>
               </w:rPr>
-              <w:t xml:space="preserve">Guiran · 기란</w:t>
+              <w:t xml:space="preserve">Kiran · 기란</w:t>
             </w:r>
           </w:p>
         </w:tc>
@@ -8632,7 +8632,7 @@
                 <w:sz w:val="20"/>
                 <w:szCs w:val="20"/>
               </w:rPr>
-              <w:t xml:space="preserve">mar 6 oct → mar 24 nov · jue 8 oct → jue 26 nov</w:t>
+              <w:t xml:space="preserve">mar 13 oct → mar 1 dic · jue 15 oct → jue 3 dic</w:t>
             </w:r>
           </w:p>
         </w:tc>
@@ -9624,7 +9624,7 @@
                 <w:sz w:val="19"/>
                 <w:szCs w:val="19"/>
               </w:rPr>
-              <w:t xml:space="preserve">mar 6 oct / jue 8 oct</w:t>
+              <w:t xml:space="preserve">mar 13 oct / jue 15 oct</w:t>
             </w:r>
           </w:p>
         </w:tc>
@@ -9735,7 +9735,7 @@
                 <w:sz w:val="19"/>
                 <w:szCs w:val="19"/>
               </w:rPr>
-              <w:t xml:space="preserve">mar 13 oct / jue 15 oct</w:t>
+              <w:t xml:space="preserve">mar 20 oct / jue 22 oct</w:t>
             </w:r>
           </w:p>
         </w:tc>
@@ -9846,7 +9846,7 @@
                 <w:sz w:val="19"/>
                 <w:szCs w:val="19"/>
               </w:rPr>
-              <w:t xml:space="preserve">mar 20 oct / jue 22 oct</w:t>
+              <w:t xml:space="preserve">mar 27 oct / jue 29 oct</w:t>
             </w:r>
           </w:p>
         </w:tc>
@@ -9957,7 +9957,7 @@
                 <w:sz w:val="19"/>
                 <w:szCs w:val="19"/>
               </w:rPr>
-              <w:t xml:space="preserve">mar 27 oct / jue 29 oct</w:t>
+              <w:t xml:space="preserve">mar 3 nov / jue 5 nov</w:t>
             </w:r>
           </w:p>
         </w:tc>
@@ -10068,7 +10068,7 @@
                 <w:sz w:val="19"/>
                 <w:szCs w:val="19"/>
               </w:rPr>
-              <w:t xml:space="preserve">mar 3 nov / jue 5 nov</w:t>
+              <w:t xml:space="preserve">mar 10 nov / jue 12 nov</w:t>
             </w:r>
           </w:p>
         </w:tc>
@@ -10179,7 +10179,7 @@
                 <w:sz w:val="19"/>
                 <w:szCs w:val="19"/>
               </w:rPr>
-              <w:t xml:space="preserve">mar 10 nov / jue 12 nov</w:t>
+              <w:t xml:space="preserve">mar 17 nov / jue 19 nov</w:t>
             </w:r>
           </w:p>
         </w:tc>
@@ -10290,7 +10290,7 @@
                 <w:sz w:val="19"/>
                 <w:szCs w:val="19"/>
               </w:rPr>
-              <w:t xml:space="preserve">mar 17 nov / jue 19 nov</w:t>
+              <w:t xml:space="preserve">mar 24 nov / jue 26 nov</w:t>
             </w:r>
           </w:p>
         </w:tc>
@@ -10401,7 +10401,7 @@
                 <w:sz w:val="19"/>
                 <w:szCs w:val="19"/>
               </w:rPr>
-              <w:t xml:space="preserve">mar 24 nov / jue 26 nov</w:t>
+              <w:t xml:space="preserve">mar 1 dic / jue 3 dic</w:t>
             </w:r>
           </w:p>
         </w:tc>
@@ -10492,7 +10492,7 @@
           <w:sz w:val="21"/>
           <w:szCs w:val="21"/>
         </w:rPr>
-        <w:t xml:space="preserve">Semana 1 · mar 6 oct / jue 8 oct · 가나다라 I · La sílaba</w:t>
+        <w:t xml:space="preserve">Semana 1 · mar 13 oct / jue 15 oct · 가나다라 I · La sílaba</w:t>
       </w:r>
     </w:p>
     <w:p>
@@ -10900,7 +10900,7 @@
           <w:sz w:val="21"/>
           <w:szCs w:val="21"/>
         </w:rPr>
-        <w:t xml:space="preserve">Semana 2 · mar 13 oct / jue 15 oct · 가나다라 II + 안녕하세요</w:t>
+        <w:t xml:space="preserve">Semana 2 · mar 20 oct / jue 22 oct · 가나다라 II + 안녕하세요</w:t>
       </w:r>
     </w:p>
     <w:p>
@@ -11334,7 +11334,7 @@
           <w:sz w:val="21"/>
           <w:szCs w:val="21"/>
         </w:rPr>
-        <w:t xml:space="preserve">Semana 3 · mar 20 oct / jue 22 oct · 이게 뭐예요? · ¿Qué es esto?</w:t>
+        <w:t xml:space="preserve">Semana 3 · mar 27 oct / jue 29 oct · 이게 뭐예요? · ¿Qué es esto?</w:t>
       </w:r>
     </w:p>
     <w:p>
@@ -11742,7 +11742,7 @@
           <w:sz w:val="21"/>
           <w:szCs w:val="21"/>
         </w:rPr>
-        <w:t xml:space="preserve">Semana 4 · mar 27 oct / jue 29 oct · 우리 엄마예요 · Mi familia</w:t>
+        <w:t xml:space="preserve">Semana 4 · mar 3 nov / jue 5 nov · 우리 엄마예요 · Mi familia</w:t>
       </w:r>
     </w:p>
     <w:p>
@@ -12176,7 +12176,7 @@
           <w:sz w:val="21"/>
           <w:szCs w:val="21"/>
         </w:rPr>
-        <w:t xml:space="preserve">Semana 5 · mar 3 nov / jue 5 nov · 집이 어디예요? · Lugares</w:t>
+        <w:t xml:space="preserve">Semana 5 · mar 10 nov / jue 12 nov · 집이 어디예요? · Lugares</w:t>
       </w:r>
     </w:p>
     <w:p>
@@ -12610,7 +12610,7 @@
           <w:sz w:val="21"/>
           <w:szCs w:val="21"/>
         </w:rPr>
-        <w:t xml:space="preserve">Semana 6 · mar 10 nov / jue 12 nov · 학교에 가요 · Mi día</w:t>
+        <w:t xml:space="preserve">Semana 6 · mar 17 nov / jue 19 nov · 학교에 가요 · Mi día</w:t>
       </w:r>
     </w:p>
     <w:p>
@@ -13044,7 +13044,7 @@
           <w:sz w:val="21"/>
           <w:szCs w:val="21"/>
         </w:rPr>
-        <w:t xml:space="preserve">Semana 7 · mar 17 nov / jue 19 nov · Mi pieza y mis verbos</w:t>
+        <w:t xml:space="preserve">Semana 7 · mar 24 nov / jue 26 nov · Mi pieza y mis verbos</w:t>
       </w:r>
     </w:p>
     <w:p>
@@ -13478,7 +13478,7 @@
           <w:sz w:val="21"/>
           <w:szCs w:val="21"/>
         </w:rPr>
-        <w:t xml:space="preserve">Semana 8 · mar 24 nov / jue 26 nov · 사과를 좋아해요 + examen</w:t>
+        <w:t xml:space="preserve">Semana 8 · mar 1 dic / jue 3 dic · 사과를 좋아해요 + examen</w:t>
       </w:r>
     </w:p>
     <w:p>
@@ -15177,7 +15177,7 @@
                 <w:sz w:val="20"/>
                 <w:szCs w:val="20"/>
               </w:rPr>
-              <w:t xml:space="preserve">mié 7 oct → mié 25 nov</w:t>
+              <w:t xml:space="preserve">mié 14 oct → mié 2 dic</w:t>
             </w:r>
           </w:p>
         </w:tc>
@@ -16143,7 +16143,7 @@
                 <w:sz w:val="19"/>
                 <w:szCs w:val="19"/>
               </w:rPr>
-              <w:t xml:space="preserve">mié 7 oct</w:t>
+              <w:t xml:space="preserve">mié 14 oct</w:t>
             </w:r>
           </w:p>
         </w:tc>
@@ -16254,7 +16254,7 @@
                 <w:sz w:val="19"/>
                 <w:szCs w:val="19"/>
               </w:rPr>
-              <w:t xml:space="preserve">mié 14 oct</w:t>
+              <w:t xml:space="preserve">mié 21 oct</w:t>
             </w:r>
           </w:p>
         </w:tc>
@@ -16365,7 +16365,7 @@
                 <w:sz w:val="19"/>
                 <w:szCs w:val="19"/>
               </w:rPr>
-              <w:t xml:space="preserve">mié 21 oct</w:t>
+              <w:t xml:space="preserve">mié 28 oct</w:t>
             </w:r>
           </w:p>
         </w:tc>
@@ -16476,7 +16476,7 @@
                 <w:sz w:val="19"/>
                 <w:szCs w:val="19"/>
               </w:rPr>
-              <w:t xml:space="preserve">mié 28 oct</w:t>
+              <w:t xml:space="preserve">mié 4 nov</w:t>
             </w:r>
           </w:p>
         </w:tc>
@@ -16587,7 +16587,7 @@
                 <w:sz w:val="19"/>
                 <w:szCs w:val="19"/>
               </w:rPr>
-              <w:t xml:space="preserve">mié 4 nov</w:t>
+              <w:t xml:space="preserve">mié 11 nov</w:t>
             </w:r>
           </w:p>
         </w:tc>
@@ -16698,7 +16698,7 @@
                 <w:sz w:val="19"/>
                 <w:szCs w:val="19"/>
               </w:rPr>
-              <w:t xml:space="preserve">mié 11 nov</w:t>
+              <w:t xml:space="preserve">mié 18 nov</w:t>
             </w:r>
           </w:p>
         </w:tc>
@@ -16809,7 +16809,7 @@
                 <w:sz w:val="19"/>
                 <w:szCs w:val="19"/>
               </w:rPr>
-              <w:t xml:space="preserve">mié 18 nov</w:t>
+              <w:t xml:space="preserve">mié 25 nov</w:t>
             </w:r>
           </w:p>
         </w:tc>
@@ -16920,7 +16920,7 @@
                 <w:sz w:val="19"/>
                 <w:szCs w:val="19"/>
               </w:rPr>
-              <w:t xml:space="preserve">mié 25 nov</w:t>
+              <w:t xml:space="preserve">mié 2 dic</w:t>
             </w:r>
           </w:p>
         </w:tc>
@@ -17011,7 +17011,7 @@
           <w:sz w:val="21"/>
           <w:szCs w:val="21"/>
         </w:rPr>
-        <w:t xml:space="preserve">Semana 1 · mié 7 oct · Re-presentación + diagnóstico</w:t>
+        <w:t xml:space="preserve">Semana 1 · mié 14 oct · Re-presentación + diagnóstico</w:t>
       </w:r>
     </w:p>
     <w:p>
@@ -17036,7 +17036,7 @@
           <w:sz w:val="20"/>
           <w:szCs w:val="20"/>
         </w:rPr>
-        <w:t xml:space="preserve">Miércoles 7 de octubre · Fundamentos 01–02 del libro: 이다 (ser) y 있다 (haber/tener/estar) · repaso activo de Básico 1 · diagnóstico oral individual</w:t>
+        <w:t xml:space="preserve">Miércoles 14 de octubre · Fundamentos 01–02 del libro: 이다 (ser) y 있다 (haber/tener/estar) · repaso activo de Básico 1 · diagnóstico oral individual</w:t>
       </w:r>
       <w:r>
         <w:rPr>
@@ -17445,7 +17445,7 @@
           <w:sz w:val="21"/>
           <w:szCs w:val="21"/>
         </w:rPr>
-        <w:t xml:space="preserve">Semana 2 · mié 14 oct · Números aplicados</w:t>
+        <w:t xml:space="preserve">Semana 2 · mié 21 oct · Números aplicados</w:t>
       </w:r>
     </w:p>
     <w:p>
@@ -17470,7 +17470,7 @@
           <w:sz w:val="20"/>
           <w:szCs w:val="20"/>
         </w:rPr>
-        <w:t xml:space="preserve">Miércoles 14 de octubre · Fundamentos 03–05 del libro: numerales sino-coreanos y nativos · fechas y días de la semana · la hora (몇 시)</w:t>
+        <w:t xml:space="preserve">Miércoles 21 de octubre · Fundamentos 03–05 del libro: numerales sino-coreanos y nativos · fechas y días de la semana · la hora (몇 시)</w:t>
       </w:r>
       <w:r>
         <w:rPr>
@@ -17879,7 +17879,7 @@
           <w:sz w:val="21"/>
           <w:szCs w:val="21"/>
         </w:rPr>
-        <w:t xml:space="preserve">Semana 3 · mié 21 oct · Presente completo</w:t>
+        <w:t xml:space="preserve">Semana 3 · mié 28 oct · Presente completo</w:t>
       </w:r>
     </w:p>
     <w:p>
@@ -17904,7 +17904,7 @@
           <w:sz w:val="20"/>
           <w:szCs w:val="20"/>
         </w:rPr>
-        <w:t xml:space="preserve">Miércoles 21 de octubre · Unidad Tiempos 01–02 del libro: presente cortés -아요/어요 completo y presente formal -ㅂ니다/습니다 · verbos irregulares de uso diario · partícula 에서 frente a 에</w:t>
+        <w:t xml:space="preserve">Miércoles 28 de octubre · Unidad Tiempos 01–02 del libro: presente cortés -아요/어요 completo y presente formal -ㅂ니다/습니다 · verbos irregulares de uso diario · partícula 에서 frente a 에</w:t>
       </w:r>
       <w:r>
         <w:rPr>
@@ -18313,7 +18313,7 @@
           <w:sz w:val="21"/>
           <w:szCs w:val="21"/>
         </w:rPr>
-        <w:t xml:space="preserve">Semana 4 · mié 28 oct · El pasado · -았/었어요</w:t>
+        <w:t xml:space="preserve">Semana 4 · mié 4 nov · El pasado · -았/었어요</w:t>
       </w:r>
     </w:p>
     <w:p>
@@ -18338,7 +18338,7 @@
           <w:sz w:val="20"/>
           <w:szCs w:val="20"/>
         </w:rPr>
-        <w:t xml:space="preserve">Miércoles 28 de octubre · Unidad Tiempos 03 del libro: pasado -았어요/었어요 · Unidad Partículas 08: 부터~까지 (desde… hasta) · expresiones de tiempo pasado · 하고 / (이)랑 (con quién)</w:t>
+        <w:t xml:space="preserve">Miércoles 4 de noviembre · Unidad Tiempos 03 del libro: pasado -았어요/었어요 · Unidad Partículas 08: 부터~까지 (desde… hasta) · expresiones de tiempo pasado · 하고 / (이)랑 (con quién)</w:t>
       </w:r>
       <w:r>
         <w:rPr>
@@ -18747,7 +18747,7 @@
           <w:sz w:val="21"/>
           <w:szCs w:val="21"/>
         </w:rPr>
-        <w:t xml:space="preserve">Semana 5 · mié 4 nov · El futuro · -(으)ㄹ 거예요</w:t>
+        <w:t xml:space="preserve">Semana 5 · mié 11 nov · El futuro · -(으)ㄹ 거예요</w:t>
       </w:r>
     </w:p>
     <w:p>
@@ -18772,7 +18772,7 @@
           <w:sz w:val="20"/>
           <w:szCs w:val="20"/>
         </w:rPr>
-        <w:t xml:space="preserve">Miércoles 4 de noviembre · Unidad Tiempos 04 del libro: futuro e intención -(으)ㄹ 거예요 · Unidad Enumeración y contraste 02: -거나 (o) · Partículas 13: (으)로 (medio de transporte)</w:t>
+        <w:t xml:space="preserve">Miércoles 11 de noviembre · Unidad Tiempos 04 del libro: futuro e intención -(으)ㄹ 거예요 · Unidad Enumeración y contraste 02: -거나 (o) · Partículas 13: (으)로 (medio de transporte)</w:t>
       </w:r>
       <w:r>
         <w:rPr>
@@ -19181,7 +19181,7 @@
           <w:sz w:val="21"/>
           <w:szCs w:val="21"/>
         </w:rPr>
-        <w:t xml:space="preserve">Semana 6 · mié 11 nov · Negación y habilidad</w:t>
+        <w:t xml:space="preserve">Semana 6 · mié 18 nov · Negación y habilidad</w:t>
       </w:r>
     </w:p>
     <w:p>
@@ -19206,7 +19206,7 @@
           <w:sz w:val="20"/>
           <w:szCs w:val="20"/>
         </w:rPr>
-        <w:t xml:space="preserve">Miércoles 11 de noviembre · Unidad Negación 01–03 del libro: 안 / -지 않아요 · 못 / -지 못해요 · negaciones que son palabras propias · Unidad Habilidad 01: -(으)ㄹ 수 있어요/없어요</w:t>
+        <w:t xml:space="preserve">Miércoles 18 de noviembre · Unidad Negación 01–03 del libro: 안 / -지 않아요 · 못 / -지 못해요 · negaciones que son palabras propias · Unidad Habilidad 01: -(으)ㄹ 수 있어요/없어요</w:t>
       </w:r>
       <w:r>
         <w:rPr>
@@ -19615,7 +19615,7 @@
           <w:sz w:val="21"/>
           <w:szCs w:val="21"/>
         </w:rPr>
-        <w:t xml:space="preserve">Semana 7 · mié 18 nov · Partículas pro</w:t>
+        <w:t xml:space="preserve">Semana 7 · mié 25 nov · Partículas pro</w:t>
       </w:r>
     </w:p>
     <w:p>
@@ -19640,7 +19640,7 @@
           <w:sz w:val="20"/>
           <w:szCs w:val="20"/>
         </w:rPr>
-        <w:t xml:space="preserve">Miércoles 18 de noviembre · Unidad Partículas del libro (selección): 05 의 · 09 에게/한테 · 10 도 · 11 만 · 12 밖에 · 14 쯤 · 15 처럼 · 16 보다 · 17 마다</w:t>
+        <w:t xml:space="preserve">Miércoles 25 de noviembre · Unidad Partículas del libro (selección): 05 의 · 09 에게/한테 · 10 도 · 11 만 · 12 밖에 · 14 쯤 · 15 처럼 · 16 보다 · 17 마다</w:t>
       </w:r>
       <w:r>
         <w:rPr>
@@ -20049,7 +20049,7 @@
           <w:sz w:val="21"/>
           <w:szCs w:val="21"/>
         </w:rPr>
-        <w:t xml:space="preserve">Semana 8 · mié 25 nov · Conectores + examen A2</w:t>
+        <w:t xml:space="preserve">Semana 8 · mié 2 dic · Conectores + examen A2</w:t>
       </w:r>
     </w:p>
     <w:p>
@@ -20074,7 +20074,7 @@
           <w:sz w:val="20"/>
           <w:szCs w:val="20"/>
         </w:rPr>
-        <w:t xml:space="preserve">Miércoles 25 de noviembre · Unidad Enumeración y contraste 01 y 03 del libro: -고 (y) · -지만 (pero) · integración de las 7 clases · examen A2 de la casa + evaluación oral · certificado</w:t>
+        <w:t xml:space="preserve">Miércoles 2 de diciembre · Unidad Enumeración y contraste 01 y 03 del libro: -고 (y) · -지만 (pero) · integración de las 7 clases · examen A2 de la casa + evaluación oral · certificado</w:t>
       </w:r>
       <w:r>
         <w:rPr>
@@ -21042,7 +21042,7 @@
           <w:sz w:val="22"/>
           <w:szCs w:val="22"/>
         </w:rPr>
-        <w:t xml:space="preserve">El grupo llega mezclado (Básico 1 de Guiran, Nivel 1 de julio y alguien por test de nivel): usa el diagnóstico oral de la clase 1 para armar pares 'fuerte + medio', nunca 'fuerte + fuerte', y no vuelvas a explicar Hangul en vivo; a quien lea lento, mándalo al Lector con una meta concreta.</w:t>
+        <w:t xml:space="preserve">El grupo llega mezclado (Básico 1 de Kiran, Nivel 1 de julio y alguien por test de nivel): usa el diagnóstico oral de la clase 1 para armar pares 'fuerte + medio', nunca 'fuerte + fuerte', y no vuelvas a explicar Hangul en vivo; a quien lea lento, mándalo al Lector con una meta concreta.</w:t>
       </w:r>
     </w:p>
     <w:p>
@@ -21748,7 +21748,7 @@
                 <w:sz w:val="20"/>
                 <w:szCs w:val="20"/>
               </w:rPr>
-              <w:t xml:space="preserve">mar 6 oct → mar 24 nov</w:t>
+              <w:t xml:space="preserve">mar 13 oct → mar 1 dic</w:t>
             </w:r>
           </w:p>
         </w:tc>
@@ -22740,7 +22740,7 @@
                 <w:sz w:val="19"/>
                 <w:szCs w:val="19"/>
               </w:rPr>
-              <w:t xml:space="preserve">mar 6 oct</w:t>
+              <w:t xml:space="preserve">mar 13 oct</w:t>
             </w:r>
           </w:p>
         </w:tc>
@@ -22851,7 +22851,7 @@
                 <w:sz w:val="19"/>
                 <w:szCs w:val="19"/>
               </w:rPr>
-              <w:t xml:space="preserve">mar 13 oct</w:t>
+              <w:t xml:space="preserve">mar 20 oct</w:t>
             </w:r>
           </w:p>
         </w:tc>
@@ -22962,7 +22962,7 @@
                 <w:sz w:val="19"/>
                 <w:szCs w:val="19"/>
               </w:rPr>
-              <w:t xml:space="preserve">mar 20 oct</w:t>
+              <w:t xml:space="preserve">mar 27 oct</w:t>
             </w:r>
           </w:p>
         </w:tc>
@@ -23073,7 +23073,7 @@
                 <w:sz w:val="19"/>
                 <w:szCs w:val="19"/>
               </w:rPr>
-              <w:t xml:space="preserve">mar 27 oct</w:t>
+              <w:t xml:space="preserve">mar 3 nov</w:t>
             </w:r>
           </w:p>
         </w:tc>
@@ -23184,7 +23184,7 @@
                 <w:sz w:val="19"/>
                 <w:szCs w:val="19"/>
               </w:rPr>
-              <w:t xml:space="preserve">mar 3 nov</w:t>
+              <w:t xml:space="preserve">mar 10 nov</w:t>
             </w:r>
           </w:p>
         </w:tc>
@@ -23295,7 +23295,7 @@
                 <w:sz w:val="19"/>
                 <w:szCs w:val="19"/>
               </w:rPr>
-              <w:t xml:space="preserve">mar 10 nov</w:t>
+              <w:t xml:space="preserve">mar 17 nov</w:t>
             </w:r>
           </w:p>
         </w:tc>
@@ -23406,7 +23406,7 @@
                 <w:sz w:val="19"/>
                 <w:szCs w:val="19"/>
               </w:rPr>
-              <w:t xml:space="preserve">mar 17 nov</w:t>
+              <w:t xml:space="preserve">mar 24 nov</w:t>
             </w:r>
           </w:p>
         </w:tc>
@@ -23517,7 +23517,7 @@
                 <w:sz w:val="19"/>
                 <w:szCs w:val="19"/>
               </w:rPr>
-              <w:t xml:space="preserve">mar 24 nov</w:t>
+              <w:t xml:space="preserve">mar 1 dic</w:t>
             </w:r>
           </w:p>
         </w:tc>
@@ -23608,7 +23608,7 @@
           <w:sz w:val="21"/>
           <w:szCs w:val="21"/>
         </w:rPr>
-        <w:t xml:space="preserve">Semana 1 · mar 6 oct · Orientación + diagnóstico oral</w:t>
+        <w:t xml:space="preserve">Semana 1 · mar 13 oct · Orientación + diagnóstico oral</w:t>
       </w:r>
     </w:p>
     <w:p>
@@ -23633,7 +23633,7 @@
           <w:sz w:val="20"/>
           <w:szCs w:val="20"/>
         </w:rPr>
-        <w:t xml:space="preserve">Martes 6 de octubre · Sesión de orientación (sin módulo temático) · diagnóstico oral individual</w:t>
+        <w:t xml:space="preserve">Martes 13 de octubre · Sesión de orientación (sin módulo temático) · diagnóstico oral individual</w:t>
       </w:r>
       <w:r>
         <w:rPr>
@@ -24042,7 +24042,7 @@
           <w:sz w:val="21"/>
           <w:szCs w:val="21"/>
         </w:rPr>
-        <w:t xml:space="preserve">Semana 2 · mar 13 oct · K-pop y cultura fan</w:t>
+        <w:t xml:space="preserve">Semana 2 · mar 20 oct · K-pop y cultura fan</w:t>
       </w:r>
     </w:p>
     <w:p>
@@ -24067,7 +24067,7 @@
           <w:sz w:val="20"/>
           <w:szCs w:val="20"/>
         </w:rPr>
-        <w:t xml:space="preserve">Martes 13 de octubre · M01 · K-pop y cultura fan (deck trilingüe de la casa)</w:t>
+        <w:t xml:space="preserve">Martes 20 de octubre · M01 · K-pop y cultura fan (deck trilingüe de la casa)</w:t>
       </w:r>
       <w:r>
         <w:rPr>
@@ -24476,7 +24476,7 @@
           <w:sz w:val="21"/>
           <w:szCs w:val="21"/>
         </w:rPr>
-        <w:t xml:space="preserve">Semana 3 · mar 20 oct · Viajes: Jeju y Seúl</w:t>
+        <w:t xml:space="preserve">Semana 3 · mar 27 oct · Viajes: Jeju y Seúl</w:t>
       </w:r>
     </w:p>
     <w:p>
@@ -24501,7 +24501,7 @@
           <w:sz w:val="20"/>
           <w:szCs w:val="20"/>
         </w:rPr>
-        <w:t xml:space="preserve">Martes 20 de octubre · M02 · Viajes: Jeju y Seúl (deck trilingüe de la casa)</w:t>
+        <w:t xml:space="preserve">Martes 27 de octubre · M02 · Viajes: Jeju y Seúl (deck trilingüe de la casa)</w:t>
       </w:r>
       <w:r>
         <w:rPr>
@@ -24910,7 +24910,7 @@
           <w:sz w:val="21"/>
           <w:szCs w:val="21"/>
         </w:rPr>
-        <w:t xml:space="preserve">Semana 4 · mar 27 oct · Cultura gastronómica</w:t>
+        <w:t xml:space="preserve">Semana 4 · mar 3 nov · Cultura gastronómica</w:t>
       </w:r>
     </w:p>
     <w:p>
@@ -24935,7 +24935,7 @@
           <w:sz w:val="20"/>
           <w:szCs w:val="20"/>
         </w:rPr>
-        <w:t xml:space="preserve">Martes 27 de octubre · M03 · Cultura gastronómica (deck trilingüe de la casa)</w:t>
+        <w:t xml:space="preserve">Martes 3 de noviembre · M03 · Cultura gastronómica (deck trilingüe de la casa)</w:t>
       </w:r>
       <w:r>
         <w:rPr>
@@ -25344,7 +25344,7 @@
           <w:sz w:val="21"/>
           <w:szCs w:val="21"/>
         </w:rPr>
-        <w:t xml:space="preserve">Semana 5 · mar 3 nov · Lab de conversación 1</w:t>
+        <w:t xml:space="preserve">Semana 5 · mar 10 nov · Lab de conversación 1</w:t>
       </w:r>
     </w:p>
     <w:p>
@@ -25369,7 +25369,7 @@
           <w:sz w:val="20"/>
           <w:szCs w:val="20"/>
         </w:rPr>
-        <w:t xml:space="preserve">Martes 3 de noviembre · Laboratorio 1 · integra M01–M03 (K-pop, viajes, comida) · sin deck nuevo</w:t>
+        <w:t xml:space="preserve">Martes 10 de noviembre · Laboratorio 1 · integra M01–M03 (K-pop, viajes, comida) · sin deck nuevo</w:t>
       </w:r>
       <w:r>
         <w:rPr>
@@ -25778,7 +25778,7 @@
           <w:sz w:val="21"/>
           <w:szCs w:val="21"/>
         </w:rPr>
-        <w:t xml:space="preserve">Semana 6 · mar 10 nov · Hanbok y estética</w:t>
+        <w:t xml:space="preserve">Semana 6 · mar 17 nov · Hanbok y estética</w:t>
       </w:r>
     </w:p>
     <w:p>
@@ -25803,7 +25803,7 @@
           <w:sz w:val="20"/>
           <w:szCs w:val="20"/>
         </w:rPr>
-        <w:t xml:space="preserve">Martes 10 de noviembre · M04 · Hanbok y estética (deck trilingüe de la casa)</w:t>
+        <w:t xml:space="preserve">Martes 17 de noviembre · M04 · Hanbok y estética (deck trilingüe de la casa)</w:t>
       </w:r>
       <w:r>
         <w:rPr>
@@ -26212,7 +26212,7 @@
           <w:sz w:val="21"/>
           <w:szCs w:val="21"/>
         </w:rPr>
-        <w:t xml:space="preserve">Semana 7 · mar 17 nov · PC방 y e-sports</w:t>
+        <w:t xml:space="preserve">Semana 7 · mar 24 nov · PC방 y e-sports</w:t>
       </w:r>
     </w:p>
     <w:p>
@@ -26237,7 +26237,7 @@
           <w:sz w:val="20"/>
           <w:szCs w:val="20"/>
         </w:rPr>
-        <w:t xml:space="preserve">Martes 17 de noviembre · M05 · PC방 y e-sports (deck trilingüe de la casa)</w:t>
+        <w:t xml:space="preserve">Martes 24 de noviembre · M05 · PC방 y e-sports (deck trilingüe de la casa)</w:t>
       </w:r>
       <w:r>
         <w:rPr>
@@ -26646,7 +26646,7 @@
           <w:sz w:val="21"/>
           <w:szCs w:val="21"/>
         </w:rPr>
-        <w:t xml:space="preserve">Semana 8 · mar 24 nov · Lab 2 + evaluación oral</w:t>
+        <w:t xml:space="preserve">Semana 8 · mar 1 dic · Lab 2 + evaluación oral</w:t>
       </w:r>
     </w:p>
     <w:p>
@@ -26671,7 +26671,7 @@
           <w:sz w:val="20"/>
           <w:szCs w:val="20"/>
         </w:rPr>
-        <w:t xml:space="preserve">Martes 24 de noviembre · Laboratorio 2 (M01–M05) + evaluación oral de etapa · certificado e invitación a Conversacional 2</w:t>
+        <w:t xml:space="preserve">Martes 1 de diciembre · Laboratorio 2 (M01–M05) + evaluación oral de etapa · certificado e invitación a Conversacional 2</w:t>
       </w:r>
       <w:r>
         <w:rPr>
@@ -28345,7 +28345,7 @@
                 <w:sz w:val="20"/>
                 <w:szCs w:val="20"/>
               </w:rPr>
-              <w:t xml:space="preserve">jue 8 oct → jue 26 nov</w:t>
+              <w:t xml:space="preserve">jue 15 oct → jue 3 dic</w:t>
             </w:r>
           </w:p>
         </w:tc>
@@ -29311,7 +29311,7 @@
                 <w:sz w:val="19"/>
                 <w:szCs w:val="19"/>
               </w:rPr>
-              <w:t xml:space="preserve">jue 8 oct</w:t>
+              <w:t xml:space="preserve">jue 15 oct</w:t>
             </w:r>
           </w:p>
         </w:tc>
@@ -29422,7 +29422,7 @@
                 <w:sz w:val="19"/>
                 <w:szCs w:val="19"/>
               </w:rPr>
-              <w:t xml:space="preserve">jue 15 oct</w:t>
+              <w:t xml:space="preserve">jue 22 oct</w:t>
             </w:r>
           </w:p>
         </w:tc>
@@ -29533,7 +29533,7 @@
                 <w:sz w:val="19"/>
                 <w:szCs w:val="19"/>
               </w:rPr>
-              <w:t xml:space="preserve">jue 22 oct</w:t>
+              <w:t xml:space="preserve">jue 29 oct</w:t>
             </w:r>
           </w:p>
         </w:tc>
@@ -29644,7 +29644,7 @@
                 <w:sz w:val="19"/>
                 <w:szCs w:val="19"/>
               </w:rPr>
-              <w:t xml:space="preserve">jue 29 oct</w:t>
+              <w:t xml:space="preserve">jue 5 nov</w:t>
             </w:r>
           </w:p>
         </w:tc>
@@ -29755,7 +29755,7 @@
                 <w:sz w:val="19"/>
                 <w:szCs w:val="19"/>
               </w:rPr>
-              <w:t xml:space="preserve">jue 5 nov</w:t>
+              <w:t xml:space="preserve">jue 12 nov</w:t>
             </w:r>
           </w:p>
         </w:tc>
@@ -29866,7 +29866,7 @@
                 <w:sz w:val="19"/>
                 <w:szCs w:val="19"/>
               </w:rPr>
-              <w:t xml:space="preserve">jue 12 nov</w:t>
+              <w:t xml:space="preserve">jue 19 nov</w:t>
             </w:r>
           </w:p>
         </w:tc>
@@ -29977,7 +29977,7 @@
                 <w:sz w:val="19"/>
                 <w:szCs w:val="19"/>
               </w:rPr>
-              <w:t xml:space="preserve">jue 19 nov</w:t>
+              <w:t xml:space="preserve">jue 26 nov</w:t>
             </w:r>
           </w:p>
         </w:tc>
@@ -30088,7 +30088,7 @@
                 <w:sz w:val="19"/>
                 <w:szCs w:val="19"/>
               </w:rPr>
-              <w:t xml:space="preserve">jue 26 nov</w:t>
+              <w:t xml:space="preserve">jue 3 dic</w:t>
             </w:r>
           </w:p>
         </w:tc>
@@ -30179,7 +30179,7 @@
           <w:sz w:val="21"/>
           <w:szCs w:val="21"/>
         </w:rPr>
-        <w:t xml:space="preserve">Semana 1 · jue 8 oct · Diagnóstico + radiografía del TOPIK II</w:t>
+        <w:t xml:space="preserve">Semana 1 · jue 15 oct · Diagnóstico + radiografía del TOPIK II</w:t>
       </w:r>
     </w:p>
     <w:p>
@@ -30587,7 +30587,7 @@
           <w:sz w:val="21"/>
           <w:szCs w:val="21"/>
         </w:rPr>
-        <w:t xml:space="preserve">Semana 2 · jue 15 oct · 읽기 I · Lectura</w:t>
+        <w:t xml:space="preserve">Semana 2 · jue 22 oct · 읽기 I · Lectura</w:t>
       </w:r>
     </w:p>
     <w:p>
@@ -31021,7 +31021,7 @@
           <w:sz w:val="21"/>
           <w:szCs w:val="21"/>
         </w:rPr>
-        <w:t xml:space="preserve">Semana 3 · jue 22 oct · 듣기 I · Escucha</w:t>
+        <w:t xml:space="preserve">Semana 3 · jue 29 oct · 듣기 I · Escucha</w:t>
       </w:r>
     </w:p>
     <w:p>
@@ -31455,7 +31455,7 @@
           <w:sz w:val="21"/>
           <w:szCs w:val="21"/>
         </w:rPr>
-        <w:t xml:space="preserve">Semana 4 · jue 29 oct · 쓰기 51–52</w:t>
+        <w:t xml:space="preserve">Semana 4 · jue 5 nov · 쓰기 51–52</w:t>
       </w:r>
     </w:p>
     <w:p>
@@ -31889,7 +31889,7 @@
           <w:sz w:val="21"/>
           <w:szCs w:val="21"/>
         </w:rPr>
-        <w:t xml:space="preserve">Semana 5 · jue 5 nov · 쓰기 53 · El gráfico</w:t>
+        <w:t xml:space="preserve">Semana 5 · jue 12 nov · 쓰기 53 · El gráfico</w:t>
       </w:r>
     </w:p>
     <w:p>
@@ -32323,7 +32323,7 @@
           <w:sz w:val="21"/>
           <w:szCs w:val="21"/>
         </w:rPr>
-        <w:t xml:space="preserve">Semana 6 · jue 12 nov · 읽기/듣기 II · Nivel 4–6</w:t>
+        <w:t xml:space="preserve">Semana 6 · jue 19 nov · 읽기/듣기 II · Nivel 4–6</w:t>
       </w:r>
     </w:p>
     <w:p>
@@ -32757,7 +32757,7 @@
           <w:sz w:val="21"/>
           <w:szCs w:val="21"/>
         </w:rPr>
-        <w:t xml:space="preserve">Semana 7 · jue 19 nov · 쓰기 54 · El ensayo</w:t>
+        <w:t xml:space="preserve">Semana 7 · jue 26 nov · 쓰기 54 · El ensayo</w:t>
       </w:r>
     </w:p>
     <w:p>
@@ -33191,7 +33191,7 @@
           <w:sz w:val="21"/>
           <w:szCs w:val="21"/>
         </w:rPr>
-        <w:t xml:space="preserve">Semana 8 · jue 26 nov · Simulacro final + plan personal</w:t>
+        <w:t xml:space="preserve">Semana 8 · jue 3 dic · Simulacro final + plan personal</w:t>
       </w:r>
     </w:p>
     <w:p>
@@ -34916,7 +34916,7 @@
                 <w:sz w:val="20"/>
                 <w:szCs w:val="20"/>
               </w:rPr>
-              <w:t xml:space="preserve">lun 5 oct → lun 23 nov</w:t>
+              <w:t xml:space="preserve">lun 19 oct → lun 7 dic</w:t>
             </w:r>
           </w:p>
         </w:tc>
@@ -35908,7 +35908,7 @@
                 <w:sz w:val="19"/>
                 <w:szCs w:val="19"/>
               </w:rPr>
-              <w:t xml:space="preserve">lun 5 oct</w:t>
+              <w:t xml:space="preserve">lun 19 oct</w:t>
             </w:r>
           </w:p>
         </w:tc>
@@ -36019,7 +36019,7 @@
                 <w:sz w:val="19"/>
                 <w:szCs w:val="19"/>
               </w:rPr>
-              <w:t xml:space="preserve">lun 12 oct</w:t>
+              <w:t xml:space="preserve">lun 26 oct</w:t>
             </w:r>
           </w:p>
         </w:tc>
@@ -36130,7 +36130,7 @@
                 <w:sz w:val="19"/>
                 <w:szCs w:val="19"/>
               </w:rPr>
-              <w:t xml:space="preserve">lun 19 oct</w:t>
+              <w:t xml:space="preserve">lun 2 nov</w:t>
             </w:r>
           </w:p>
         </w:tc>
@@ -36241,7 +36241,7 @@
                 <w:sz w:val="19"/>
                 <w:szCs w:val="19"/>
               </w:rPr>
-              <w:t xml:space="preserve">lun 26 oct</w:t>
+              <w:t xml:space="preserve">lun 9 nov</w:t>
             </w:r>
           </w:p>
         </w:tc>
@@ -36352,7 +36352,7 @@
                 <w:sz w:val="19"/>
                 <w:szCs w:val="19"/>
               </w:rPr>
-              <w:t xml:space="preserve">lun 2 nov</w:t>
+              <w:t xml:space="preserve">lun 16 nov</w:t>
             </w:r>
           </w:p>
         </w:tc>
@@ -36463,7 +36463,7 @@
                 <w:sz w:val="19"/>
                 <w:szCs w:val="19"/>
               </w:rPr>
-              <w:t xml:space="preserve">lun 9 nov</w:t>
+              <w:t xml:space="preserve">lun 23 nov</w:t>
             </w:r>
           </w:p>
         </w:tc>
@@ -36574,7 +36574,7 @@
                 <w:sz w:val="19"/>
                 <w:szCs w:val="19"/>
               </w:rPr>
-              <w:t xml:space="preserve">lun 16 nov</w:t>
+              <w:t xml:space="preserve">lun 30 nov</w:t>
             </w:r>
           </w:p>
         </w:tc>
@@ -36685,7 +36685,7 @@
                 <w:sz w:val="19"/>
                 <w:szCs w:val="19"/>
               </w:rPr>
-              <w:t xml:space="preserve">lun 23 nov</w:t>
+              <w:t xml:space="preserve">lun 7 dic</w:t>
             </w:r>
           </w:p>
         </w:tc>
@@ -36776,7 +36776,7 @@
           <w:sz w:val="21"/>
           <w:szCs w:val="21"/>
         </w:rPr>
-        <w:t xml:space="preserve">Semana 1 · lun 5 oct · ¡Hola, Corea! · 안녕하세요</w:t>
+        <w:t xml:space="preserve">Semana 1 · lun 19 oct · ¡Hola, Corea! · 안녕하세요</w:t>
       </w:r>
     </w:p>
     <w:p>
@@ -37184,7 +37184,7 @@
           <w:sz w:val="21"/>
           <w:szCs w:val="21"/>
         </w:rPr>
-        <w:t xml:space="preserve">Semana 2 · lun 12 oct · Mi nombre en coreano</w:t>
+        <w:t xml:space="preserve">Semana 2 · lun 26 oct · Mi nombre en coreano</w:t>
       </w:r>
     </w:p>
     <w:p>
@@ -37592,7 +37592,7 @@
           <w:sz w:val="21"/>
           <w:szCs w:val="21"/>
         </w:rPr>
-        <w:t xml:space="preserve">Semana 3 · lun 19 oct · La fábrica de sílabas</w:t>
+        <w:t xml:space="preserve">Semana 3 · lun 2 nov · La fábrica de sílabas</w:t>
       </w:r>
     </w:p>
     <w:p>
@@ -38000,7 +38000,7 @@
           <w:sz w:val="21"/>
           <w:szCs w:val="21"/>
         </w:rPr>
-        <w:t xml:space="preserve">Semana 4 · lun 26 oct · Los animales · 동물</w:t>
+        <w:t xml:space="preserve">Semana 4 · lun 9 nov · Los animales · 동물</w:t>
       </w:r>
     </w:p>
     <w:p>
@@ -38408,7 +38408,7 @@
           <w:sz w:val="21"/>
           <w:szCs w:val="21"/>
         </w:rPr>
-        <w:t xml:space="preserve">Semana 5 · lun 2 nov · Mi familia · 가족</w:t>
+        <w:t xml:space="preserve">Semana 5 · lun 16 nov · Mi familia · 가족</w:t>
       </w:r>
     </w:p>
     <w:p>
@@ -38816,7 +38816,7 @@
           <w:sz w:val="21"/>
           <w:szCs w:val="21"/>
         </w:rPr>
-        <w:t xml:space="preserve">Semana 6 · lun 9 nov · Los números mágicos</w:t>
+        <w:t xml:space="preserve">Semana 6 · lun 23 nov · Los números mágicos</w:t>
       </w:r>
     </w:p>
     <w:p>
@@ -39224,7 +39224,7 @@
           <w:sz w:val="21"/>
           <w:szCs w:val="21"/>
         </w:rPr>
-        <w:t xml:space="preserve">Semana 7 · lun 16 nov · ¡Ñam! Comida coreana</w:t>
+        <w:t xml:space="preserve">Semana 7 · lun 30 nov · ¡Ñam! Comida coreana</w:t>
       </w:r>
     </w:p>
     <w:p>
@@ -39632,7 +39632,7 @@
           <w:sz w:val="21"/>
           <w:szCs w:val="21"/>
         </w:rPr>
-        <w:t xml:space="preserve">Semana 8 · lun 23 nov · 🎤 Show final + certificado</w:t>
+        <w:t xml:space="preserve">Semana 8 · lun 7 dic · 🎤 Show final + certificado</w:t>
       </w:r>
     </w:p>
     <w:p>
@@ -40703,7 +40703,7 @@
           <w:sz w:val="22"/>
           <w:szCs w:val="22"/>
         </w:rPr>
-        <w:t xml:space="preserve">Zoom con niños: cámaras encendidas, nombres en pantalla escritos en 한글 desde la clase 2, chat solo para emojis, música baja mientras dibujan. Ensaya el show final desde la clase 7 con un guion visual (dibujos en vez de texto), invita a las familias con una semana de anticipación y confirma desde la clase 1 la fecha del 12 de octubre (feriado en Chile).</w:t>
+        <w:t xml:space="preserve">Zoom con niños: cámaras encendidas, nombres en pantalla escritos en 한글 desde la clase 2, chat solo para emojis, música baja mientras dibujan. Ensaya el show final desde la clase 7 con un guion visual (dibujos en vez de texto), invita a las familias con una semana de anticipación y recuerda a las familias desde la clase 1 que el curso parte el lunes 19 de octubre (el 12 es feriado en Chile) y termina el lunes 7 de diciembre.</w:t>
       </w:r>
     </w:p>
     <w:p>
@@ -40888,7 +40888,7 @@
           <w:sz w:val="22"/>
           <w:szCs w:val="22"/>
         </w:rPr>
-        <w:t xml:space="preserve">Enviar el reporte de fin de curso (asistencia, notas, recomendación de nivel por alumno) antes del 30 de noviembre.</w:t>
+        <w:t xml:space="preserve">Enviar el reporte de fin de curso (asistencia, notas, recomendación de nivel por alumno) antes del 7 de diciembre.</w:t>
       </w:r>
     </w:p>
     <w:p>

--- a/Programa_Completo_Octubre_2026/Programa_Completo_Octubre_2026_ES.docx
+++ b/Programa_Completo_Octubre_2026/Programa_Completo_Octubre_2026_ES.docx
@@ -488,7 +488,7 @@
           <w:sz w:val="22"/>
           <w:szCs w:val="22"/>
         </w:rPr>
-        <w:t xml:space="preserve">KOR 050 · Coreano para Niños (8–12) · Juega y aprende</w:t>
+        <w:t xml:space="preserve">KOR 050 · Coreano para Niños (8–15) · Juega y aprende</w:t>
       </w:r>
     </w:p>
     <w:p>
@@ -2430,7 +2430,7 @@
                 <w:sz w:val="18"/>
                 <w:szCs w:val="18"/>
               </w:rPr>
-              <w:t xml:space="preserve">Coreano para Niños (8–12) · Juega y aprende</w:t>
+              <w:t xml:space="preserve">Coreano para Niños (8–15) · Juega y aprende</w:t>
             </w:r>
           </w:p>
         </w:tc>
@@ -2456,7 +2456,7 @@
                 <w:sz w:val="18"/>
                 <w:szCs w:val="18"/>
               </w:rPr>
-              <w:t xml:space="preserve">8–12</w:t>
+              <w:t xml:space="preserve">8–15</w:t>
             </w:r>
           </w:p>
         </w:tc>
@@ -2482,7 +2482,7 @@
                 <w:sz w:val="18"/>
                 <w:szCs w:val="18"/>
               </w:rPr>
-              <w:t xml:space="preserve">Ninguno — 8 a 12 años</w:t>
+              <w:t xml:space="preserve">Ninguno — 8 a 15 años</w:t>
             </w:r>
           </w:p>
         </w:tc>
@@ -2591,7 +2591,7 @@
           <w:sz w:val="20"/>
           <w:szCs w:val="20"/>
         </w:rPr>
-        <w:t xml:space="preserve">Coreano para Niños es una ruta propia (8–12 años) que no forma parte de la escalera de adultos; al terminar, el niño continúa en Coreano para Niños 2 (enero 2027) o, si tiene 12+ y ritmo rápido, en Básico 1.</w:t>
+        <w:t xml:space="preserve">Coreano para Niños es una ruta propia (8–15 años) que no forma parte de la escalera de adultos; al terminar, el niño continúa en Coreano para Niños 2 (enero 2027) o, si tiene 13+ y ritmo rápido, en Básico 1.</w:t>
       </w:r>
     </w:p>
     <w:p>
@@ -7744,7 +7744,7 @@
           <w:sz w:val="22"/>
           <w:szCs w:val="22"/>
         </w:rPr>
-        <w:t xml:space="preserve">Mejor Coreano para Niños (8–12): mismo contenido inicial, con juegos y ritmo para su edad. Desde los 13 años, Básico 1.</w:t>
+        <w:t xml:space="preserve">Mejor Coreano para Niños (8–15): mismo contenido inicial, con juegos y ritmo para su edad. Desde los 13 años, Básico 1.</w:t>
       </w:r>
     </w:p>
     <w:p>
@@ -7989,7 +7989,7 @@
                 <w:sz w:val="20"/>
                 <w:szCs w:val="20"/>
               </w:rPr>
-              <w:t xml:space="preserve">www.academiaseul.com · inscripción en /nivel-1 · Lector de Hangul en /lector-hangul</w:t>
+              <w:t xml:space="preserve">www.academiaseul.com · inscripción en /nivel-1 · Lector de Hangul en /lector-coreano</w:t>
             </w:r>
           </w:p>
         </w:tc>
@@ -8452,7 +8452,7 @@
                 <w:sz w:val="20"/>
                 <w:szCs w:val="20"/>
               </w:rPr>
-              <w:t xml:space="preserve">Ninguno: se parte de cero absoluto, sin necesidad de saber leer Hangul ni conocer ninguna palabra. Se pide conexión estable a Zoom con cámara y micrófono, cuaderno y lápiz para trazar el alfabeto a mano, y abrir el Lector de Hangul (academiaseul.com/lector-hangul, gratuito y sin cuenta) en el celular o computador antes de la clase 1.</w:t>
+              <w:t xml:space="preserve">Ninguno: se parte de cero absoluto, sin necesidad de saber leer Hangul ni conocer ninguna palabra. Se pide conexión estable a Zoom con cámara y micrófono, cuaderno y lápiz para trazar el alfabeto a mano, y abrir el Lector de Hangul (academiaseul.com/lector-coreano, gratuito y sin cuenta) en el celular o computador antes de la clase 1.</w:t>
             </w:r>
           </w:p>
         </w:tc>
@@ -14272,7 +14272,7 @@
           <w:sz w:val="22"/>
           <w:szCs w:val="22"/>
         </w:rPr>
-        <w:t xml:space="preserve">Lector de Hangul (academiaseul.com/lector-hangul): app gratuita con audio nativo; pestañas Alfabeto, Aprender, Practicar (Vocales, Consonantes, Aspiradas y tensas, Sílabas, Batchim, Palabras, Números, Pictogramas, Contrarreloj, en modos Lectura, Escucha e Inversa) y Progreso</w:t>
+        <w:t xml:space="preserve">Lector de Hangul (academiaseul.com/lector-coreano): app gratuita con audio nativo; pestañas Alfabeto, Aprender, Practicar (Vocales, Consonantes, Aspiradas y tensas, Sílabas, Batchim, Palabras, Números, Pictogramas, Contrarreloj, en modos Lectura, Escucha e Inversa) y Progreso</w:t>
       </w:r>
     </w:p>
     <w:p>
@@ -20895,7 +20895,7 @@
           <w:sz w:val="22"/>
           <w:szCs w:val="22"/>
         </w:rPr>
-        <w:t xml:space="preserve">Lector de Hangul (academiaseul.com/lector-hangul, gratuito, con audio nativo): Practicar → Sílabas, Batchim, Números, Palabras y Contrarreloj como tarea corta semanal, con las estrellas en la pestaña Progreso</w:t>
+        <w:t xml:space="preserve">Lector de Hangul (academiaseul.com/lector-coreano, gratuito, con audio nativo): Practicar → Sílabas, Batchim, Números, Palabras y Contrarreloj como tarea corta semanal, con las estrellas en la pestaña Progreso</w:t>
       </w:r>
     </w:p>
     <w:p>
@@ -34391,7 +34391,7 @@
           <w:sz w:val="30"/>
           <w:szCs w:val="30"/>
         </w:rPr>
-        <w:t xml:space="preserve">KOR 050 · Coreano para Niños (8–12) · Juega y aprende</w:t>
+        <w:t xml:space="preserve">KOR 050 · Coreano para Niños (8–15) · Juega y aprende</w:t>
       </w:r>
     </w:p>
     <w:p>
@@ -34405,7 +34405,7 @@
           <w:sz w:val="22"/>
           <w:szCs w:val="22"/>
         </w:rPr>
-        <w:t xml:space="preserve">Coreano desde cero para niños y niñas de 8 a 12 años, con juegos, canciones y dibujos. En 8 clases en vivo por Zoom de 60 minutos con dos profes nativos, aprenden a leer el 한글 (alfabeto coreano), presentarse con nombre y edad, contar del 1 al 10 y nombrar animales, familia y comidas coreanas. La actividad cambia cada 8–10 minutos para sostener la atención, y cada semana la familia recibe una nota con qué repasar en el Lector de Hangul. Cierre: mini-show en coreano para las familias y certificado.</w:t>
+        <w:t xml:space="preserve">Coreano desde cero para niños y niñas de 8 a 15 años, con juegos, canciones y dibujos. En 8 clases en vivo por Zoom de 60 minutos con dos profes nativos, aprenden a leer el 한글 (alfabeto coreano), presentarse con nombre y edad, contar del 1 al 10 y nombrar animales, familia y comidas coreanas. La actividad cambia cada 8–10 minutos para sostener la atención, y cada semana la familia recibe una nota con qué repasar en el Lector de Hangul. Cierre: mini-show en coreano para las familias y certificado.</w:t>
       </w:r>
     </w:p>
     <w:p>
@@ -34556,7 +34556,7 @@
                 <w:sz w:val="20"/>
                 <w:szCs w:val="20"/>
               </w:rPr>
-              <w:t xml:space="preserve">Niños de 8 a 12 años</w:t>
+              <w:t xml:space="preserve">Niños de 8 a 15 años</w:t>
             </w:r>
           </w:p>
         </w:tc>
@@ -34736,7 +34736,7 @@
                 <w:sz w:val="20"/>
                 <w:szCs w:val="20"/>
               </w:rPr>
-              <w:t xml:space="preserve">Ninguno: se parte desde cero absoluto. Requisitos prácticos: tener entre 8 y 12 años, computador o tablet con cámara y micrófono, un lugar tranquilo durante la clase, hojas y lápices de colores a mano, y un adulto responsable que gestione el WhatsApp de la familia (envío de tareas, nota semanal y permisos para el show final).</w:t>
+              <w:t xml:space="preserve">Ninguno: se parte desde cero absoluto. Requisitos prácticos: tener entre 8 y 15 años, computador o tablet con cámara y micrófono, un lugar tranquilo durante la clase, hojas y lápices de colores a mano, y un adulto responsable que gestione el WhatsApp de la familia (envío de tareas, nota semanal y permisos para el show final).</w:t>
             </w:r>
           </w:p>
         </w:tc>
@@ -34950,7 +34950,7 @@
           <w:sz w:val="22"/>
           <w:szCs w:val="22"/>
         </w:rPr>
-        <w:t xml:space="preserve">Niños y niñas de 8 a 12 años, hispanohablantes, sin conocimientos previos de coreano (o solo palabras sueltas de K-pop y dramas). Curiosos, con ganas de jugar, cantar y dibujar, y con un adulto en casa que pueda acompañar los 20 minutos de tarea y recibir la nota semanal por WhatsApp. Ideal si en casa se ve K-drama o se escucha K-pop y el niño quiere "entender lo que dicen".</w:t>
+        <w:t xml:space="preserve">Niños y niñas de 8 a 15 años, hispanohablantes, sin conocimientos previos de coreano (o solo palabras sueltas de K-pop y dramas). Curiosos, con ganas de jugar, cantar y dibujar, y con un adulto en casa que pueda acompañar los 20 minutos de tarea y recibir la nota semanal por WhatsApp. Ideal si en casa se ve K-drama o se escucha K-pop y el niño quiere "entender lo que dicen".</w:t>
       </w:r>
     </w:p>
     <w:p>
@@ -40400,7 +40400,7 @@
           <w:sz w:val="22"/>
           <w:szCs w:val="22"/>
         </w:rPr>
-        <w:t xml:space="preserve">Lector de Hangul (academiaseul.com/lector-hangul), gratis y con audio nativo: pestañas Alfabeto, Aprender, Practicar (Vocales, Consonantes, Sílabas, Batchim, Palabras, Números, Pictogramas, ⚡ Contrarreloj) y Progreso.</w:t>
+        <w:t xml:space="preserve">Lector de Hangul (academiaseul.com/lector-coreano), gratis y con audio nativo: pestañas Alfabeto, Aprender, Practicar (Vocales, Consonantes, Sílabas, Batchim, Palabras, Números, Pictogramas, ⚡ Contrarreloj) y Progreso.</w:t>
       </w:r>
     </w:p>
     <w:p>
@@ -44907,7 +44907,7 @@
                 <w:sz w:val="19"/>
                 <w:szCs w:val="19"/>
               </w:rPr>
-              <w:t xml:space="preserve">8–12</w:t>
+              <w:t xml:space="preserve">8–15</w:t>
             </w:r>
           </w:p>
         </w:tc>

--- a/Programa_Completo_Octubre_2026/Programa_Completo_Octubre_2026_ES.docx
+++ b/Programa_Completo_Octubre_2026/Programa_Completo_Octubre_2026_ES.docx
@@ -219,7 +219,7 @@
           <w:sz w:val="17"/>
           <w:szCs w:val="17"/>
         </w:rPr>
-        <w:t xml:space="preserve">Versión 1.0 · 17 de septiembre de 2026 · Fuente única de datos de cursos, horarios y profesores: academiaseul.com/programa. Este documento se actualiza en cada cohorte.</w:t>
+        <w:t xml:space="preserve">Versión 1.1 · actualizada el 29 de septiembre de 2026 · Fuente única de datos de cursos, horarios y profesores: academiaseul.com/programa. Este documento se actualiza en cada cohorte.</w:t>
       </w:r>
     </w:p>
     <w:p>
@@ -7506,7 +7506,7 @@
                 <w:sz w:val="20"/>
                 <w:szCs w:val="20"/>
               </w:rPr>
-              <w:t xml:space="preserve">Cupo confirmado con el pago. Segunda cuota al inicio de la semana 5. Detalles y política de reembolso en academiaseul.com/terminos.</w:t>
+              <w:t xml:space="preserve">Precio: US$150 el curso completo · o 2 cuotas de US$75. Cupo confirmado con el pago. Segunda cuota al inicio de la semana 5. Detalles y política de reembolso en academiaseul.com/terminos.</w:t>
             </w:r>
           </w:p>
         </w:tc>
@@ -8056,12 +8056,8 @@
       </w:tr>
     </w:tbl>
     <w:p>
-      <w:r>
-        <w:br w:type="page"/>
-      </w:r>
-    </w:p>
-    <w:p>
-      <w:pPr>
+      <w:pPr>
+        <w:pageBreakBefore/>
         <w:spacing w:after="200"/>
       </w:pPr>
       <w:r>
@@ -14631,13 +14627,9 @@
       </w:r>
     </w:p>
     <w:p>
-      <w:r>
-        <w:br w:type="page"/>
-      </w:r>
-    </w:p>
-    <w:p>
       <w:pPr>
         <w:keepNext/>
+        <w:pageBreakBefore/>
         <w:pBdr>
           <w:bottom w:val="single" w:color="CCCCCC" w:sz="6" w:space="4"/>
         </w:pBdr>
@@ -20947,7 +20939,7 @@
           <w:sz w:val="22"/>
           <w:szCs w:val="22"/>
         </w:rPr>
-        <w:t xml:space="preserve">Grupo de el grupo de WhatsApp del curso del curso para tareas de audio, mini-diario y dudas entre clases</w:t>
+        <w:t xml:space="preserve">Grupo de WhatsApp del curso para tareas de audio, mini-diario y dudas entre clases</w:t>
       </w:r>
     </w:p>
     <w:p>
@@ -21202,13 +21194,9 @@
       </w:r>
     </w:p>
     <w:p>
-      <w:r>
-        <w:br w:type="page"/>
-      </w:r>
-    </w:p>
-    <w:p>
       <w:pPr>
         <w:keepNext/>
+        <w:pageBreakBefore/>
         <w:pBdr>
           <w:bottom w:val="single" w:color="CCCCCC" w:sz="6" w:space="4"/>
         </w:pBdr>
@@ -26958,7 +26946,7 @@
           <w:sz w:val="20"/>
           <w:szCs w:val="20"/>
         </w:rPr>
-        <w:t xml:space="preserve">Antes de la clase: grabar el monólogo de 2 minutos sobre el módulo que te toque en el sorteo del domingo 22 (sin leer; tarjeta solo con palabras clave) y preparar los dos role plays posibles</w:t>
+        <w:t xml:space="preserve">Antes de la clase: grabar el monólogo de 2 minutos sobre el módulo que te toque en el sorteo del domingo 29 de noviembre (sin leer; tarjeta solo con palabras clave) y preparar los dos role plays posibles</w:t>
       </w:r>
     </w:p>
     <w:p>
@@ -27570,7 +27558,7 @@
           <w:sz w:val="22"/>
           <w:szCs w:val="22"/>
         </w:rPr>
-        <w:t xml:space="preserve">Grupo de el grupo de WhatsApp del curso para entregar audios, recibir corrección y compartir hallazgos entre clases</w:t>
+        <w:t xml:space="preserve">Grupo de WhatsApp del curso para entregar audios, recibir corrección y compartir hallazgos entre clases</w:t>
       </w:r>
     </w:p>
     <w:p>
@@ -27799,13 +27787,9 @@
       </w:r>
     </w:p>
     <w:p>
-      <w:r>
-        <w:br w:type="page"/>
-      </w:r>
-    </w:p>
-    <w:p>
       <w:pPr>
         <w:keepNext/>
+        <w:pageBreakBefore/>
         <w:pBdr>
           <w:bottom w:val="single" w:color="CCCCCC" w:sz="6" w:space="4"/>
         </w:pBdr>
@@ -34115,7 +34099,7 @@
           <w:sz w:val="22"/>
           <w:szCs w:val="22"/>
         </w:rPr>
-        <w:t xml:space="preserve">Grupo de el grupo de WhatsApp del curso del curso: entrega de tareas, banco de expresiones compartido y dudas entre clases; grabación de cada clase disponible 24 horas después</w:t>
+        <w:t xml:space="preserve">Grupo de WhatsApp del curso: entrega de tareas, banco de expresiones compartido y dudas entre clases; grabación de cada clase disponible 24 horas después</w:t>
       </w:r>
     </w:p>
     <w:p>
@@ -34370,13 +34354,9 @@
       </w:r>
     </w:p>
     <w:p>
-      <w:r>
-        <w:br w:type="page"/>
-      </w:r>
-    </w:p>
-    <w:p>
       <w:pPr>
         <w:keepNext/>
+        <w:pageBreakBefore/>
         <w:pBdr>
           <w:bottom w:val="single" w:color="CCCCCC" w:sz="6" w:space="4"/>
         </w:pBdr>
@@ -36517,7 +36497,7 @@
                 <w:sz w:val="19"/>
                 <w:szCs w:val="19"/>
               </w:rPr>
-              <w:t xml:space="preserve">Contar del 1 al 10 con los números coreanos nativos, preguntar 몇 살이에요? y decir la propia edad: 저는 열 살이에요 (열한 / 열두 살 para los mayores).</w:t>
+              <w:t xml:space="preserve">Contar del 1 al 10 con los números coreanos nativos, preguntar 몇 살이에요? y decir la propia edad: 저는 열 살이에요 (de 11 a 15 años: 열한, 열두, 열세, 열네, 열다섯 살).</w:t>
             </w:r>
           </w:p>
         </w:tc>
@@ -38870,7 +38850,7 @@
           <w:sz w:val="20"/>
           <w:szCs w:val="20"/>
         </w:rPr>
-        <w:t xml:space="preserve">Contar del 1 al 10 con los números coreanos nativos, preguntar 몇 살이에요? y decir la propia edad: 저는 열 살이에요 (열한 / 열두 살 para los mayores).</w:t>
+        <w:t xml:space="preserve">Contar del 1 al 10 con los números coreanos nativos, preguntar 몇 살이에요? y decir la propia edad: 저는 열 살이에요 (de 11 a 15 años: 열한, 열두, 열세, 열네, 열다섯 살).</w:t>
       </w:r>
     </w:p>
     <w:p>
@@ -38939,7 +38919,7 @@
           <w:sz w:val="20"/>
           <w:szCs w:val="20"/>
         </w:rPr>
-        <w:t xml:space="preserve">___ 살이에요 (tengo ___ años) con las formas cortas 한, 두, 세, 네 antes de 살; los de 11 y 12 años dicen 열한 살, 열두 살</w:t>
+        <w:t xml:space="preserve">___ 살이에요 (tengo ___ años) con las formas cortas 한, 두, 세, 네 antes de 살; los de 11 a 15 años dicen 열한, 열두, 열세, 열네 o 열다섯 살</w:t>
       </w:r>
     </w:p>
     <w:p>
@@ -40707,12 +40687,8 @@
       </w:r>
     </w:p>
     <w:p>
-      <w:r>
-        <w:br w:type="page"/>
-      </w:r>
-    </w:p>
-    <w:p>
-      <w:pPr>
+      <w:pPr>
+        <w:pageBreakBefore/>
         <w:spacing w:after="200"/>
       </w:pPr>
       <w:r>
@@ -43481,7 +43457,7 @@
                 <w:sz w:val="20"/>
                 <w:szCs w:val="20"/>
               </w:rPr>
-              <w:t xml:space="preserve">Las clases se dictan igual salvo aviso con 48 h. El lunes 12 de octubre afecta a Niños: confirmar con las familias en la semana 1.</w:t>
+              <w:t xml:space="preserve">Las clases se dictan igual salvo aviso con 48 h. El lunes 12 de octubre es feriado: por eso Coreano para Niños empieza el lunes 19 de octubre (recordarlo a las familias al confirmar la matrícula).</w:t>
             </w:r>
           </w:p>
         </w:tc>
@@ -43672,13 +43648,9 @@
       </w:r>
     </w:p>
     <w:p>
-      <w:r>
-        <w:br w:type="page"/>
-      </w:r>
-    </w:p>
-    <w:p>
       <w:pPr>
         <w:keepNext/>
+        <w:pageBreakBefore/>
         <w:pBdr>
           <w:bottom w:val="single" w:color="CCCCCC" w:sz="6" w:space="4"/>
         </w:pBdr>

--- a/Programa_Completo_Octubre_2026/Programa_Completo_Octubre_2026_ES.docx
+++ b/Programa_Completo_Octubre_2026/Programa_Completo_Octubre_2026_ES.docx
@@ -126,7 +126,7 @@
           <w:sz w:val="23"/>
           <w:szCs w:val="23"/>
         </w:rPr>
-        <w:t xml:space="preserve">Semana del 12 de octubre → semana del 30 de noviembre de 2026</w:t>
+        <w:t xml:space="preserve">Semana del 19 de octubre → semana del 7 de diciembre de 2026</w:t>
       </w:r>
     </w:p>
     <w:p>
@@ -154,7 +154,7 @@
           <wp:inline distT="0" distB="0" distL="0" distR="0">
             <wp:extent cx="857250" cy="828675"/>
             <wp:effectExtent t="0" r="0" b="0" l="0"/>
-            <wp:docPr id="1" name="" descr="" title=""/>
+            <wp:docPr id="2" name="" descr="" title=""/>
             <wp:cNvGraphicFramePr>
               <a:graphicFrameLocks xmlns:a="http://schemas.openxmlformats.org/drawingml/2006/main" noChangeAspect="1"/>
             </wp:cNvGraphicFramePr>
@@ -219,7 +219,7 @@
           <w:sz w:val="17"/>
           <w:szCs w:val="17"/>
         </w:rPr>
-        <w:t xml:space="preserve">Versión 1.1 · actualizada el 29 de septiembre de 2026 · Fuente única de datos de cursos, horarios y profesores: academiaseul.com/programa. Este documento se actualiza en cada cohorte.</w:t>
+        <w:t xml:space="preserve">Versión 1.2 · actualizada el 16 de octubre de 2026 (calendario corrido una semana) · Fuente única de datos de cursos, horarios y profesores: academiaseul.com/programa. Este documento se actualiza en cada cohorte.</w:t>
       </w:r>
     </w:p>
     <w:p>
@@ -2953,7 +2953,7 @@
                 <w:sz w:val="18"/>
                 <w:szCs w:val="18"/>
               </w:rPr>
-              <w:t xml:space="preserve">12 oct – 16 oct</w:t>
+              <w:t xml:space="preserve">19 oct – 23 oct</w:t>
             </w:r>
           </w:p>
         </w:tc>
@@ -2979,7 +2979,7 @@
                 <w:sz w:val="18"/>
                 <w:szCs w:val="18"/>
               </w:rPr>
-              <w:t xml:space="preserve">lun 19 oct *</w:t>
+              <w:t xml:space="preserve">lun 19 oct</w:t>
             </w:r>
           </w:p>
         </w:tc>
@@ -3005,7 +3005,7 @@
                 <w:sz w:val="18"/>
                 <w:szCs w:val="18"/>
               </w:rPr>
-              <w:t xml:space="preserve">mar 13 oct</w:t>
+              <w:t xml:space="preserve">mar 20 oct</w:t>
             </w:r>
           </w:p>
         </w:tc>
@@ -3031,7 +3031,7 @@
                 <w:sz w:val="18"/>
                 <w:szCs w:val="18"/>
               </w:rPr>
-              <w:t xml:space="preserve">mar 13 oct</w:t>
+              <w:t xml:space="preserve">mar 20 oct</w:t>
             </w:r>
           </w:p>
         </w:tc>
@@ -3057,7 +3057,7 @@
                 <w:sz w:val="18"/>
                 <w:szCs w:val="18"/>
               </w:rPr>
-              <w:t xml:space="preserve">mié 14 oct</w:t>
+              <w:t xml:space="preserve">mié 21 oct</w:t>
             </w:r>
           </w:p>
         </w:tc>
@@ -3083,7 +3083,7 @@
                 <w:sz w:val="18"/>
                 <w:szCs w:val="18"/>
               </w:rPr>
-              <w:t xml:space="preserve">jue 15 oct</w:t>
+              <w:t xml:space="preserve">jue 22 oct</w:t>
             </w:r>
           </w:p>
         </w:tc>
@@ -3109,7 +3109,7 @@
                 <w:sz w:val="18"/>
                 <w:szCs w:val="18"/>
               </w:rPr>
-              <w:t xml:space="preserve">jue 15 oct</w:t>
+              <w:t xml:space="preserve">jue 22 oct</w:t>
             </w:r>
           </w:p>
         </w:tc>
@@ -3168,7 +3168,7 @@
                 <w:sz w:val="18"/>
                 <w:szCs w:val="18"/>
               </w:rPr>
-              <w:t xml:space="preserve">19 oct – 23 oct</w:t>
+              <w:t xml:space="preserve">26 oct – 30 oct</w:t>
             </w:r>
           </w:p>
         </w:tc>
@@ -3222,7 +3222,7 @@
                 <w:sz w:val="18"/>
                 <w:szCs w:val="18"/>
               </w:rPr>
-              <w:t xml:space="preserve">mar 20 oct</w:t>
+              <w:t xml:space="preserve">mar 27 oct</w:t>
             </w:r>
           </w:p>
         </w:tc>
@@ -3249,7 +3249,7 @@
                 <w:sz w:val="18"/>
                 <w:szCs w:val="18"/>
               </w:rPr>
-              <w:t xml:space="preserve">mar 20 oct</w:t>
+              <w:t xml:space="preserve">mar 27 oct</w:t>
             </w:r>
           </w:p>
         </w:tc>
@@ -3276,7 +3276,7 @@
                 <w:sz w:val="18"/>
                 <w:szCs w:val="18"/>
               </w:rPr>
-              <w:t xml:space="preserve">mié 21 oct</w:t>
+              <w:t xml:space="preserve">mié 28 oct</w:t>
             </w:r>
           </w:p>
         </w:tc>
@@ -3303,7 +3303,7 @@
                 <w:sz w:val="18"/>
                 <w:szCs w:val="18"/>
               </w:rPr>
-              <w:t xml:space="preserve">jue 22 oct</w:t>
+              <w:t xml:space="preserve">jue 29 oct</w:t>
             </w:r>
           </w:p>
         </w:tc>
@@ -3330,7 +3330,7 @@
                 <w:sz w:val="18"/>
                 <w:szCs w:val="18"/>
               </w:rPr>
-              <w:t xml:space="preserve">jue 22 oct</w:t>
+              <w:t xml:space="preserve">jue 29 oct</w:t>
             </w:r>
           </w:p>
         </w:tc>
@@ -3387,7 +3387,7 @@
                 <w:sz w:val="18"/>
                 <w:szCs w:val="18"/>
               </w:rPr>
-              <w:t xml:space="preserve">26 oct – 30 oct</w:t>
+              <w:t xml:space="preserve">2 nov – 6 nov</w:t>
             </w:r>
           </w:p>
         </w:tc>
@@ -3439,7 +3439,7 @@
                 <w:sz w:val="18"/>
                 <w:szCs w:val="18"/>
               </w:rPr>
-              <w:t xml:space="preserve">mar 27 oct</w:t>
+              <w:t xml:space="preserve">mar 3 nov</w:t>
             </w:r>
           </w:p>
         </w:tc>
@@ -3465,7 +3465,7 @@
                 <w:sz w:val="18"/>
                 <w:szCs w:val="18"/>
               </w:rPr>
-              <w:t xml:space="preserve">mar 27 oct</w:t>
+              <w:t xml:space="preserve">mar 3 nov</w:t>
             </w:r>
           </w:p>
         </w:tc>
@@ -3491,7 +3491,7 @@
                 <w:sz w:val="18"/>
                 <w:szCs w:val="18"/>
               </w:rPr>
-              <w:t xml:space="preserve">mié 28 oct</w:t>
+              <w:t xml:space="preserve">mié 4 nov</w:t>
             </w:r>
           </w:p>
         </w:tc>
@@ -3517,7 +3517,7 @@
                 <w:sz w:val="18"/>
                 <w:szCs w:val="18"/>
               </w:rPr>
-              <w:t xml:space="preserve">jue 29 oct</w:t>
+              <w:t xml:space="preserve">jue 5 nov</w:t>
             </w:r>
           </w:p>
         </w:tc>
@@ -3543,7 +3543,7 @@
                 <w:sz w:val="18"/>
                 <w:szCs w:val="18"/>
               </w:rPr>
-              <w:t xml:space="preserve">jue 29 oct</w:t>
+              <w:t xml:space="preserve">jue 5 nov</w:t>
             </w:r>
           </w:p>
         </w:tc>
@@ -3602,7 +3602,7 @@
                 <w:sz w:val="18"/>
                 <w:szCs w:val="18"/>
               </w:rPr>
-              <w:t xml:space="preserve">2 nov – 6 nov</w:t>
+              <w:t xml:space="preserve">9 nov – 13 nov</w:t>
             </w:r>
           </w:p>
         </w:tc>
@@ -3656,7 +3656,7 @@
                 <w:sz w:val="18"/>
                 <w:szCs w:val="18"/>
               </w:rPr>
-              <w:t xml:space="preserve">mar 3 nov</w:t>
+              <w:t xml:space="preserve">mar 10 nov</w:t>
             </w:r>
           </w:p>
         </w:tc>
@@ -3683,7 +3683,7 @@
                 <w:sz w:val="18"/>
                 <w:szCs w:val="18"/>
               </w:rPr>
-              <w:t xml:space="preserve">mar 3 nov</w:t>
+              <w:t xml:space="preserve">mar 10 nov</w:t>
             </w:r>
           </w:p>
         </w:tc>
@@ -3710,7 +3710,7 @@
                 <w:sz w:val="18"/>
                 <w:szCs w:val="18"/>
               </w:rPr>
-              <w:t xml:space="preserve">mié 4 nov</w:t>
+              <w:t xml:space="preserve">mié 11 nov</w:t>
             </w:r>
           </w:p>
         </w:tc>
@@ -3737,7 +3737,7 @@
                 <w:sz w:val="18"/>
                 <w:szCs w:val="18"/>
               </w:rPr>
-              <w:t xml:space="preserve">jue 5 nov</w:t>
+              <w:t xml:space="preserve">jue 12 nov</w:t>
             </w:r>
           </w:p>
         </w:tc>
@@ -3764,7 +3764,7 @@
                 <w:sz w:val="18"/>
                 <w:szCs w:val="18"/>
               </w:rPr>
-              <w:t xml:space="preserve">jue 5 nov</w:t>
+              <w:t xml:space="preserve">jue 12 nov</w:t>
             </w:r>
           </w:p>
         </w:tc>
@@ -3821,7 +3821,7 @@
                 <w:sz w:val="18"/>
                 <w:szCs w:val="18"/>
               </w:rPr>
-              <w:t xml:space="preserve">9 nov – 13 nov</w:t>
+              <w:t xml:space="preserve">16 nov – 20 nov</w:t>
             </w:r>
           </w:p>
         </w:tc>
@@ -3873,7 +3873,7 @@
                 <w:sz w:val="18"/>
                 <w:szCs w:val="18"/>
               </w:rPr>
-              <w:t xml:space="preserve">mar 10 nov</w:t>
+              <w:t xml:space="preserve">mar 17 nov</w:t>
             </w:r>
           </w:p>
         </w:tc>
@@ -3899,7 +3899,7 @@
                 <w:sz w:val="18"/>
                 <w:szCs w:val="18"/>
               </w:rPr>
-              <w:t xml:space="preserve">mar 10 nov</w:t>
+              <w:t xml:space="preserve">mar 17 nov</w:t>
             </w:r>
           </w:p>
         </w:tc>
@@ -3925,7 +3925,7 @@
                 <w:sz w:val="18"/>
                 <w:szCs w:val="18"/>
               </w:rPr>
-              <w:t xml:space="preserve">mié 11 nov</w:t>
+              <w:t xml:space="preserve">mié 18 nov</w:t>
             </w:r>
           </w:p>
         </w:tc>
@@ -3951,7 +3951,7 @@
                 <w:sz w:val="18"/>
                 <w:szCs w:val="18"/>
               </w:rPr>
-              <w:t xml:space="preserve">jue 12 nov</w:t>
+              <w:t xml:space="preserve">jue 19 nov</w:t>
             </w:r>
           </w:p>
         </w:tc>
@@ -3977,7 +3977,7 @@
                 <w:sz w:val="18"/>
                 <w:szCs w:val="18"/>
               </w:rPr>
-              <w:t xml:space="preserve">jue 12 nov</w:t>
+              <w:t xml:space="preserve">jue 19 nov</w:t>
             </w:r>
           </w:p>
         </w:tc>
@@ -4036,7 +4036,7 @@
                 <w:sz w:val="18"/>
                 <w:szCs w:val="18"/>
               </w:rPr>
-              <w:t xml:space="preserve">16 nov – 20 nov</w:t>
+              <w:t xml:space="preserve">23 nov – 27 nov</w:t>
             </w:r>
           </w:p>
         </w:tc>
@@ -4090,7 +4090,7 @@
                 <w:sz w:val="18"/>
                 <w:szCs w:val="18"/>
               </w:rPr>
-              <w:t xml:space="preserve">mar 17 nov</w:t>
+              <w:t xml:space="preserve">mar 24 nov</w:t>
             </w:r>
           </w:p>
         </w:tc>
@@ -4117,7 +4117,7 @@
                 <w:sz w:val="18"/>
                 <w:szCs w:val="18"/>
               </w:rPr>
-              <w:t xml:space="preserve">mar 17 nov</w:t>
+              <w:t xml:space="preserve">mar 24 nov</w:t>
             </w:r>
           </w:p>
         </w:tc>
@@ -4144,7 +4144,7 @@
                 <w:sz w:val="18"/>
                 <w:szCs w:val="18"/>
               </w:rPr>
-              <w:t xml:space="preserve">mié 18 nov</w:t>
+              <w:t xml:space="preserve">mié 25 nov</w:t>
             </w:r>
           </w:p>
         </w:tc>
@@ -4171,7 +4171,7 @@
                 <w:sz w:val="18"/>
                 <w:szCs w:val="18"/>
               </w:rPr>
-              <w:t xml:space="preserve">jue 19 nov</w:t>
+              <w:t xml:space="preserve">jue 26 nov</w:t>
             </w:r>
           </w:p>
         </w:tc>
@@ -4198,7 +4198,7 @@
                 <w:sz w:val="18"/>
                 <w:szCs w:val="18"/>
               </w:rPr>
-              <w:t xml:space="preserve">jue 19 nov</w:t>
+              <w:t xml:space="preserve">jue 26 nov</w:t>
             </w:r>
           </w:p>
         </w:tc>
@@ -4255,7 +4255,7 @@
                 <w:sz w:val="18"/>
                 <w:szCs w:val="18"/>
               </w:rPr>
-              <w:t xml:space="preserve">23 nov – 27 nov</w:t>
+              <w:t xml:space="preserve">30 nov – 4 dic</w:t>
             </w:r>
           </w:p>
         </w:tc>
@@ -4307,7 +4307,7 @@
                 <w:sz w:val="18"/>
                 <w:szCs w:val="18"/>
               </w:rPr>
-              <w:t xml:space="preserve">mar 24 nov</w:t>
+              <w:t xml:space="preserve">mar 1 dic</w:t>
             </w:r>
           </w:p>
         </w:tc>
@@ -4333,7 +4333,7 @@
                 <w:sz w:val="18"/>
                 <w:szCs w:val="18"/>
               </w:rPr>
-              <w:t xml:space="preserve">mar 24 nov</w:t>
+              <w:t xml:space="preserve">mar 1 dic</w:t>
             </w:r>
           </w:p>
         </w:tc>
@@ -4359,7 +4359,7 @@
                 <w:sz w:val="18"/>
                 <w:szCs w:val="18"/>
               </w:rPr>
-              <w:t xml:space="preserve">mié 25 nov</w:t>
+              <w:t xml:space="preserve">mié 2 dic</w:t>
             </w:r>
           </w:p>
         </w:tc>
@@ -4385,7 +4385,7 @@
                 <w:sz w:val="18"/>
                 <w:szCs w:val="18"/>
               </w:rPr>
-              <w:t xml:space="preserve">jue 26 nov</w:t>
+              <w:t xml:space="preserve">jue 3 dic</w:t>
             </w:r>
           </w:p>
         </w:tc>
@@ -4411,7 +4411,7 @@
                 <w:sz w:val="18"/>
                 <w:szCs w:val="18"/>
               </w:rPr>
-              <w:t xml:space="preserve">jue 26 nov</w:t>
+              <w:t xml:space="preserve">jue 3 dic</w:t>
             </w:r>
           </w:p>
         </w:tc>
@@ -4470,7 +4470,7 @@
                 <w:sz w:val="18"/>
                 <w:szCs w:val="18"/>
               </w:rPr>
-              <w:t xml:space="preserve">30 nov – 4 dic</w:t>
+              <w:t xml:space="preserve">7 dic – 11 dic</w:t>
             </w:r>
           </w:p>
         </w:tc>
@@ -4524,7 +4524,7 @@
                 <w:sz w:val="18"/>
                 <w:szCs w:val="18"/>
               </w:rPr>
-              <w:t xml:space="preserve">mar 1 dic</w:t>
+              <w:t xml:space="preserve">mar 8 dic [por confirmar]</w:t>
             </w:r>
           </w:p>
         </w:tc>
@@ -4551,7 +4551,7 @@
                 <w:sz w:val="18"/>
                 <w:szCs w:val="18"/>
               </w:rPr>
-              <w:t xml:space="preserve">mar 1 dic</w:t>
+              <w:t xml:space="preserve">mar 8 dic [por confirmar]</w:t>
             </w:r>
           </w:p>
         </w:tc>
@@ -4578,7 +4578,7 @@
                 <w:sz w:val="18"/>
                 <w:szCs w:val="18"/>
               </w:rPr>
-              <w:t xml:space="preserve">mié 2 dic</w:t>
+              <w:t xml:space="preserve">mié 9 dic</w:t>
             </w:r>
           </w:p>
         </w:tc>
@@ -4605,7 +4605,7 @@
                 <w:sz w:val="18"/>
                 <w:szCs w:val="18"/>
               </w:rPr>
-              <w:t xml:space="preserve">jue 3 dic</w:t>
+              <w:t xml:space="preserve">jue 10 dic</w:t>
             </w:r>
           </w:p>
         </w:tc>
@@ -4632,7 +4632,7 @@
                 <w:sz w:val="18"/>
                 <w:szCs w:val="18"/>
               </w:rPr>
-              <w:t xml:space="preserve">jue 3 dic</w:t>
+              <w:t xml:space="preserve">jue 10 dic</w:t>
             </w:r>
           </w:p>
         </w:tc>
@@ -4663,7 +4663,7 @@
           <w:sz w:val="19"/>
           <w:szCs w:val="19"/>
         </w:rPr>
-        <w:t xml:space="preserve">* Feriados en Chile durante el curso: lunes 12 de octubre (Encuentro de Dos Mundos), sábado 31 de octubre y domingo 1 de noviembre. Como el 12 de octubre es feriado, Coreano para Niños empieza el lunes 19 de octubre y termina el lunes 7 de diciembre (sus 8 semanas corren una semana después del resto). Las demás clases en línea se dictan igual en feriados salvo aviso del profesor con 48 horas de anticipación; en ese caso se ofrece sesión de reposición o grabación.</w:t>
+        <w:t xml:space="preserve">Feriados en Chile durante el curso: sábado 31 de octubre y domingo 1 de noviembre (no caen en días de clase) y martes 8 de diciembre, que es la clase 8 de Básico 1 (sección martes) y de Conversacional 1: esa fecha está por confirmar y se avisa con tiempo. Las clases en línea se dictan igual en feriados salvo aviso del profesor con 48 horas de anticipación; en ese caso se ofrece sesión de reposición o grabación.</w:t>
       </w:r>
     </w:p>
     <w:p>
@@ -4728,7 +4728,7 @@
                 <w:sz w:val="19"/>
                 <w:szCs w:val="19"/>
               </w:rPr>
-              <w:t xml:space="preserve">Hasta el dom 11 de octubre</w:t>
+              <w:t xml:space="preserve">Hasta el dom 18 de octubre</w:t>
             </w:r>
           </w:p>
         </w:tc>
@@ -4788,7 +4788,7 @@
                 <w:sz w:val="19"/>
                 <w:szCs w:val="19"/>
               </w:rPr>
-              <w:t xml:space="preserve">Semana 1 · 12–16 oct</w:t>
+              <w:t xml:space="preserve">Semana 1 · 19–23 oct</w:t>
             </w:r>
           </w:p>
         </w:tc>
@@ -4814,7 +4814,7 @@
                 <w:sz w:val="20"/>
                 <w:szCs w:val="20"/>
               </w:rPr>
-              <w:t xml:space="preserve">Inicio de clases. Antes de la clase 1 recibes el link de Zoom, el material y el acceso al grupo del curso.</w:t>
+              <w:t xml:space="preserve">Inicio de clases (todos los cursos, también Coreano para Niños). Antes de la clase 1 recibes el link de Zoom, el material y el acceso al grupo del curso.</w:t>
             </w:r>
           </w:p>
         </w:tc>
@@ -4848,7 +4848,7 @@
                 <w:sz w:val="19"/>
                 <w:szCs w:val="19"/>
               </w:rPr>
-              <w:t xml:space="preserve">Semana 4 · 2–6 nov</w:t>
+              <w:t xml:space="preserve">Semana 4 · 9–13 nov</w:t>
             </w:r>
           </w:p>
         </w:tc>
@@ -4908,7 +4908,7 @@
                 <w:sz w:val="19"/>
                 <w:szCs w:val="19"/>
               </w:rPr>
-              <w:t xml:space="preserve">Semana 8 · 30 nov – 4 dic</w:t>
+              <w:t xml:space="preserve">Semana 8 · 7–11 dic</w:t>
             </w:r>
           </w:p>
         </w:tc>
@@ -4934,7 +4934,7 @@
                 <w:sz w:val="20"/>
                 <w:szCs w:val="20"/>
               </w:rPr>
-              <w:t xml:space="preserve">Sesión final: examen / presentación + cierre (Niños: lunes 7 de diciembre).</w:t>
+              <w:t xml:space="preserve">Sesión final: examen / presentación + cierre (Niños: lunes 7 de diciembre, con su certificado).</w:t>
             </w:r>
           </w:p>
         </w:tc>
@@ -4968,7 +4968,7 @@
                 <w:sz w:val="19"/>
                 <w:szCs w:val="19"/>
               </w:rPr>
-              <w:t xml:space="preserve">Lun 7 de diciembre</w:t>
+              <w:t xml:space="preserve">Lun 14 de diciembre</w:t>
             </w:r>
           </w:p>
         </w:tc>
@@ -7001,6 +7001,7 @@
       <w:tr>
         <w:tc>
           <w:tcPr>
+            <w:tcW w:type="dxa" w:w="9360"/>
             <w:shd w:fill="EEF1F6" w:val="clear"/>
             <w:tcMar>
               <w:top w:type="dxa" w:w="70"/>
@@ -8628,7 +8629,7 @@
                 <w:sz w:val="20"/>
                 <w:szCs w:val="20"/>
               </w:rPr>
-              <w:t xml:space="preserve">mar 13 oct → mar 1 dic · jue 15 oct → jue 3 dic</w:t>
+              <w:t xml:space="preserve">mar 20 oct → mar 8 dic [por confirmar] · jue 22 oct → jue 10 dic</w:t>
             </w:r>
           </w:p>
         </w:tc>
@@ -9620,7 +9621,7 @@
                 <w:sz w:val="19"/>
                 <w:szCs w:val="19"/>
               </w:rPr>
-              <w:t xml:space="preserve">mar 13 oct / jue 15 oct</w:t>
+              <w:t xml:space="preserve">mar 20 oct / jue 22 oct</w:t>
             </w:r>
           </w:p>
         </w:tc>
@@ -9731,7 +9732,7 @@
                 <w:sz w:val="19"/>
                 <w:szCs w:val="19"/>
               </w:rPr>
-              <w:t xml:space="preserve">mar 20 oct / jue 22 oct</w:t>
+              <w:t xml:space="preserve">mar 27 oct / jue 29 oct</w:t>
             </w:r>
           </w:p>
         </w:tc>
@@ -9842,7 +9843,7 @@
                 <w:sz w:val="19"/>
                 <w:szCs w:val="19"/>
               </w:rPr>
-              <w:t xml:space="preserve">mar 27 oct / jue 29 oct</w:t>
+              <w:t xml:space="preserve">mar 3 nov / jue 5 nov</w:t>
             </w:r>
           </w:p>
         </w:tc>
@@ -9953,7 +9954,7 @@
                 <w:sz w:val="19"/>
                 <w:szCs w:val="19"/>
               </w:rPr>
-              <w:t xml:space="preserve">mar 3 nov / jue 5 nov</w:t>
+              <w:t xml:space="preserve">mar 10 nov / jue 12 nov</w:t>
             </w:r>
           </w:p>
         </w:tc>
@@ -10064,7 +10065,7 @@
                 <w:sz w:val="19"/>
                 <w:szCs w:val="19"/>
               </w:rPr>
-              <w:t xml:space="preserve">mar 10 nov / jue 12 nov</w:t>
+              <w:t xml:space="preserve">mar 17 nov / jue 19 nov</w:t>
             </w:r>
           </w:p>
         </w:tc>
@@ -10175,7 +10176,7 @@
                 <w:sz w:val="19"/>
                 <w:szCs w:val="19"/>
               </w:rPr>
-              <w:t xml:space="preserve">mar 17 nov / jue 19 nov</w:t>
+              <w:t xml:space="preserve">mar 24 nov / jue 26 nov</w:t>
             </w:r>
           </w:p>
         </w:tc>
@@ -10286,7 +10287,7 @@
                 <w:sz w:val="19"/>
                 <w:szCs w:val="19"/>
               </w:rPr>
-              <w:t xml:space="preserve">mar 24 nov / jue 26 nov</w:t>
+              <w:t xml:space="preserve">mar 1 dic / jue 3 dic</w:t>
             </w:r>
           </w:p>
         </w:tc>
@@ -10397,7 +10398,7 @@
                 <w:sz w:val="19"/>
                 <w:szCs w:val="19"/>
               </w:rPr>
-              <w:t xml:space="preserve">mar 1 dic / jue 3 dic</w:t>
+              <w:t xml:space="preserve">mar 8 dic [por confirmar] / jue 10 dic</w:t>
             </w:r>
           </w:p>
         </w:tc>
@@ -10488,7 +10489,7 @@
           <w:sz w:val="21"/>
           <w:szCs w:val="21"/>
         </w:rPr>
-        <w:t xml:space="preserve">Semana 1 · mar 13 oct / jue 15 oct · 가나다라 I · La sílaba</w:t>
+        <w:t xml:space="preserve">Semana 1 · mar 20 oct / jue 22 oct · 가나다라 I · La sílaba</w:t>
       </w:r>
     </w:p>
     <w:p>
@@ -10896,7 +10897,7 @@
           <w:sz w:val="21"/>
           <w:szCs w:val="21"/>
         </w:rPr>
-        <w:t xml:space="preserve">Semana 2 · mar 20 oct / jue 22 oct · 가나다라 II + 안녕하세요</w:t>
+        <w:t xml:space="preserve">Semana 2 · mar 27 oct / jue 29 oct · 가나다라 II + 안녕하세요</w:t>
       </w:r>
     </w:p>
     <w:p>
@@ -11330,7 +11331,7 @@
           <w:sz w:val="21"/>
           <w:szCs w:val="21"/>
         </w:rPr>
-        <w:t xml:space="preserve">Semana 3 · mar 27 oct / jue 29 oct · 이게 뭐예요? · ¿Qué es esto?</w:t>
+        <w:t xml:space="preserve">Semana 3 · mar 3 nov / jue 5 nov · 이게 뭐예요? · ¿Qué es esto?</w:t>
       </w:r>
     </w:p>
     <w:p>
@@ -11738,7 +11739,7 @@
           <w:sz w:val="21"/>
           <w:szCs w:val="21"/>
         </w:rPr>
-        <w:t xml:space="preserve">Semana 4 · mar 3 nov / jue 5 nov · 우리 엄마예요 · Mi familia</w:t>
+        <w:t xml:space="preserve">Semana 4 · mar 10 nov / jue 12 nov · 우리 엄마예요 · Mi familia</w:t>
       </w:r>
     </w:p>
     <w:p>
@@ -12172,7 +12173,7 @@
           <w:sz w:val="21"/>
           <w:szCs w:val="21"/>
         </w:rPr>
-        <w:t xml:space="preserve">Semana 5 · mar 10 nov / jue 12 nov · 집이 어디예요? · Lugares</w:t>
+        <w:t xml:space="preserve">Semana 5 · mar 17 nov / jue 19 nov · 집이 어디예요? · Lugares</w:t>
       </w:r>
     </w:p>
     <w:p>
@@ -12606,7 +12607,7 @@
           <w:sz w:val="21"/>
           <w:szCs w:val="21"/>
         </w:rPr>
-        <w:t xml:space="preserve">Semana 6 · mar 17 nov / jue 19 nov · 학교에 가요 · Mi día</w:t>
+        <w:t xml:space="preserve">Semana 6 · mar 24 nov / jue 26 nov · 학교에 가요 · Mi día</w:t>
       </w:r>
     </w:p>
     <w:p>
@@ -13040,7 +13041,7 @@
           <w:sz w:val="21"/>
           <w:szCs w:val="21"/>
         </w:rPr>
-        <w:t xml:space="preserve">Semana 7 · mar 24 nov / jue 26 nov · Mi pieza y mis verbos</w:t>
+        <w:t xml:space="preserve">Semana 7 · mar 1 dic / jue 3 dic · Mi pieza y mis verbos</w:t>
       </w:r>
     </w:p>
     <w:p>
@@ -13474,7 +13475,7 @@
           <w:sz w:val="21"/>
           <w:szCs w:val="21"/>
         </w:rPr>
-        <w:t xml:space="preserve">Semana 8 · mar 1 dic / jue 3 dic · 사과를 좋아해요 + examen</w:t>
+        <w:t xml:space="preserve">Semana 8 · mar 8 dic [por confirmar] / jue 10 dic · 사과를 좋아해요 + examen</w:t>
       </w:r>
     </w:p>
     <w:p>
@@ -15169,7 +15170,7 @@
                 <w:sz w:val="20"/>
                 <w:szCs w:val="20"/>
               </w:rPr>
-              <w:t xml:space="preserve">mié 14 oct → mié 2 dic</w:t>
+              <w:t xml:space="preserve">mié 21 oct → mié 9 dic</w:t>
             </w:r>
           </w:p>
         </w:tc>
@@ -16135,7 +16136,7 @@
                 <w:sz w:val="19"/>
                 <w:szCs w:val="19"/>
               </w:rPr>
-              <w:t xml:space="preserve">mié 14 oct</w:t>
+              <w:t xml:space="preserve">mié 21 oct</w:t>
             </w:r>
           </w:p>
         </w:tc>
@@ -16246,7 +16247,7 @@
                 <w:sz w:val="19"/>
                 <w:szCs w:val="19"/>
               </w:rPr>
-              <w:t xml:space="preserve">mié 21 oct</w:t>
+              <w:t xml:space="preserve">mié 28 oct</w:t>
             </w:r>
           </w:p>
         </w:tc>
@@ -16357,7 +16358,7 @@
                 <w:sz w:val="19"/>
                 <w:szCs w:val="19"/>
               </w:rPr>
-              <w:t xml:space="preserve">mié 28 oct</w:t>
+              <w:t xml:space="preserve">mié 4 nov</w:t>
             </w:r>
           </w:p>
         </w:tc>
@@ -16468,7 +16469,7 @@
                 <w:sz w:val="19"/>
                 <w:szCs w:val="19"/>
               </w:rPr>
-              <w:t xml:space="preserve">mié 4 nov</w:t>
+              <w:t xml:space="preserve">mié 11 nov</w:t>
             </w:r>
           </w:p>
         </w:tc>
@@ -16579,7 +16580,7 @@
                 <w:sz w:val="19"/>
                 <w:szCs w:val="19"/>
               </w:rPr>
-              <w:t xml:space="preserve">mié 11 nov</w:t>
+              <w:t xml:space="preserve">mié 18 nov</w:t>
             </w:r>
           </w:p>
         </w:tc>
@@ -16690,7 +16691,7 @@
                 <w:sz w:val="19"/>
                 <w:szCs w:val="19"/>
               </w:rPr>
-              <w:t xml:space="preserve">mié 18 nov</w:t>
+              <w:t xml:space="preserve">mié 25 nov</w:t>
             </w:r>
           </w:p>
         </w:tc>
@@ -16801,7 +16802,7 @@
                 <w:sz w:val="19"/>
                 <w:szCs w:val="19"/>
               </w:rPr>
-              <w:t xml:space="preserve">mié 25 nov</w:t>
+              <w:t xml:space="preserve">mié 2 dic</w:t>
             </w:r>
           </w:p>
         </w:tc>
@@ -16912,7 +16913,7 @@
                 <w:sz w:val="19"/>
                 <w:szCs w:val="19"/>
               </w:rPr>
-              <w:t xml:space="preserve">mié 2 dic</w:t>
+              <w:t xml:space="preserve">mié 9 dic</w:t>
             </w:r>
           </w:p>
         </w:tc>
@@ -17003,7 +17004,7 @@
           <w:sz w:val="21"/>
           <w:szCs w:val="21"/>
         </w:rPr>
-        <w:t xml:space="preserve">Semana 1 · mié 14 oct · Re-presentación + diagnóstico</w:t>
+        <w:t xml:space="preserve">Semana 1 · mié 21 oct · Re-presentación + diagnóstico</w:t>
       </w:r>
     </w:p>
     <w:p>
@@ -17028,7 +17029,7 @@
           <w:sz w:val="20"/>
           <w:szCs w:val="20"/>
         </w:rPr>
-        <w:t xml:space="preserve">Miércoles 14 de octubre · Fundamentos 01–02 del libro: 이다 (ser) y 있다 (haber/tener/estar) · repaso activo de Básico 1 · diagnóstico oral individual</w:t>
+        <w:t xml:space="preserve">Miércoles 21 de octubre · Fundamentos 01–02 del libro: 이다 (ser) y 있다 (haber/tener/estar) · repaso activo de Básico 1 · diagnóstico oral individual</w:t>
       </w:r>
       <w:r>
         <w:rPr>
@@ -17437,7 +17438,7 @@
           <w:sz w:val="21"/>
           <w:szCs w:val="21"/>
         </w:rPr>
-        <w:t xml:space="preserve">Semana 2 · mié 21 oct · Números aplicados</w:t>
+        <w:t xml:space="preserve">Semana 2 · mié 28 oct · Números aplicados</w:t>
       </w:r>
     </w:p>
     <w:p>
@@ -17462,7 +17463,7 @@
           <w:sz w:val="20"/>
           <w:szCs w:val="20"/>
         </w:rPr>
-        <w:t xml:space="preserve">Miércoles 21 de octubre · Fundamentos 03–05 del libro: numerales sino-coreanos y nativos · fechas y días de la semana · la hora (몇 시)</w:t>
+        <w:t xml:space="preserve">Miércoles 28 de octubre · Fundamentos 03–05 del libro: numerales sino-coreanos y nativos · fechas y días de la semana · la hora (몇 시)</w:t>
       </w:r>
       <w:r>
         <w:rPr>
@@ -17871,7 +17872,7 @@
           <w:sz w:val="21"/>
           <w:szCs w:val="21"/>
         </w:rPr>
-        <w:t xml:space="preserve">Semana 3 · mié 28 oct · Presente completo</w:t>
+        <w:t xml:space="preserve">Semana 3 · mié 4 nov · Presente completo</w:t>
       </w:r>
     </w:p>
     <w:p>
@@ -17896,7 +17897,7 @@
           <w:sz w:val="20"/>
           <w:szCs w:val="20"/>
         </w:rPr>
-        <w:t xml:space="preserve">Miércoles 28 de octubre · Unidad Tiempos 01–02 del libro: presente cortés -아요/어요 completo y presente formal -ㅂ니다/습니다 · verbos irregulares de uso diario · partícula 에서 frente a 에</w:t>
+        <w:t xml:space="preserve">Miércoles 4 de noviembre · Unidad Tiempos 01–02 del libro: presente cortés -아요/어요 completo y presente formal -ㅂ니다/습니다 · verbos irregulares de uso diario · partícula 에서 frente a 에</w:t>
       </w:r>
       <w:r>
         <w:rPr>
@@ -18305,7 +18306,7 @@
           <w:sz w:val="21"/>
           <w:szCs w:val="21"/>
         </w:rPr>
-        <w:t xml:space="preserve">Semana 4 · mié 4 nov · El pasado · -았/었어요</w:t>
+        <w:t xml:space="preserve">Semana 4 · mié 11 nov · El pasado · -았/었어요</w:t>
       </w:r>
     </w:p>
     <w:p>
@@ -18330,7 +18331,7 @@
           <w:sz w:val="20"/>
           <w:szCs w:val="20"/>
         </w:rPr>
-        <w:t xml:space="preserve">Miércoles 4 de noviembre · Unidad Tiempos 03 del libro: pasado -았어요/었어요 · Unidad Partículas 08: 부터~까지 (desde… hasta) · expresiones de tiempo pasado · 하고 / (이)랑 (con quién)</w:t>
+        <w:t xml:space="preserve">Miércoles 11 de noviembre · Unidad Tiempos 03 del libro: pasado -았어요/었어요 · Unidad Partículas 08: 부터~까지 (desde… hasta) · expresiones de tiempo pasado · 하고 / (이)랑 (con quién)</w:t>
       </w:r>
       <w:r>
         <w:rPr>
@@ -18739,7 +18740,7 @@
           <w:sz w:val="21"/>
           <w:szCs w:val="21"/>
         </w:rPr>
-        <w:t xml:space="preserve">Semana 5 · mié 11 nov · El futuro · -(으)ㄹ 거예요</w:t>
+        <w:t xml:space="preserve">Semana 5 · mié 18 nov · El futuro · -(으)ㄹ 거예요</w:t>
       </w:r>
     </w:p>
     <w:p>
@@ -18764,7 +18765,7 @@
           <w:sz w:val="20"/>
           <w:szCs w:val="20"/>
         </w:rPr>
-        <w:t xml:space="preserve">Miércoles 11 de noviembre · Unidad Tiempos 04 del libro: futuro e intención -(으)ㄹ 거예요 · Unidad Enumeración y contraste 02: -거나 (o) · Partículas 13: (으)로 (medio de transporte)</w:t>
+        <w:t xml:space="preserve">Miércoles 18 de noviembre · Unidad Tiempos 04 del libro: futuro e intención -(으)ㄹ 거예요 · Unidad Enumeración y contraste 02: -거나 (o) · Partículas 13: (으)로 (medio de transporte)</w:t>
       </w:r>
       <w:r>
         <w:rPr>
@@ -19173,7 +19174,7 @@
           <w:sz w:val="21"/>
           <w:szCs w:val="21"/>
         </w:rPr>
-        <w:t xml:space="preserve">Semana 6 · mié 18 nov · Negación y habilidad</w:t>
+        <w:t xml:space="preserve">Semana 6 · mié 25 nov · Negación y habilidad</w:t>
       </w:r>
     </w:p>
     <w:p>
@@ -19198,7 +19199,7 @@
           <w:sz w:val="20"/>
           <w:szCs w:val="20"/>
         </w:rPr>
-        <w:t xml:space="preserve">Miércoles 18 de noviembre · Unidad Negación 01–03 del libro: 안 / -지 않아요 · 못 / -지 못해요 · negaciones que son palabras propias · Unidad Habilidad 01: -(으)ㄹ 수 있어요/없어요</w:t>
+        <w:t xml:space="preserve">Miércoles 25 de noviembre · Unidad Negación 01–03 del libro: 안 / -지 않아요 · 못 / -지 못해요 · negaciones que son palabras propias · Unidad Habilidad 01: -(으)ㄹ 수 있어요/없어요</w:t>
       </w:r>
       <w:r>
         <w:rPr>
@@ -19607,7 +19608,7 @@
           <w:sz w:val="21"/>
           <w:szCs w:val="21"/>
         </w:rPr>
-        <w:t xml:space="preserve">Semana 7 · mié 25 nov · Partículas pro</w:t>
+        <w:t xml:space="preserve">Semana 7 · mié 2 dic · Partículas pro</w:t>
       </w:r>
     </w:p>
     <w:p>
@@ -19632,7 +19633,7 @@
           <w:sz w:val="20"/>
           <w:szCs w:val="20"/>
         </w:rPr>
-        <w:t xml:space="preserve">Miércoles 25 de noviembre · Unidad Partículas del libro (selección): 05 의 · 09 에게/한테 · 10 도 · 11 만 · 12 밖에 · 14 쯤 · 15 처럼 · 16 보다 · 17 마다</w:t>
+        <w:t xml:space="preserve">Miércoles 2 de diciembre · Unidad Partículas del libro (selección): 05 의 · 09 에게/한테 · 10 도 · 11 만 · 12 밖에 · 14 쯤 · 15 처럼 · 16 보다 · 17 마다</w:t>
       </w:r>
       <w:r>
         <w:rPr>
@@ -20041,7 +20042,7 @@
           <w:sz w:val="21"/>
           <w:szCs w:val="21"/>
         </w:rPr>
-        <w:t xml:space="preserve">Semana 8 · mié 2 dic · Conectores + examen A2</w:t>
+        <w:t xml:space="preserve">Semana 8 · mié 9 dic · Conectores + examen A2</w:t>
       </w:r>
     </w:p>
     <w:p>
@@ -20066,7 +20067,7 @@
           <w:sz w:val="20"/>
           <w:szCs w:val="20"/>
         </w:rPr>
-        <w:t xml:space="preserve">Miércoles 2 de diciembre · Unidad Enumeración y contraste 01 y 03 del libro: -고 (y) · -지만 (pero) · integración de las 7 clases · examen A2 de la casa + evaluación oral · certificado</w:t>
+        <w:t xml:space="preserve">Miércoles 9 de diciembre · Unidad Enumeración y contraste 01 y 03 del libro: -고 (y) · -지만 (pero) · integración de las 7 clases · examen A2 de la casa + evaluación oral · certificado</w:t>
       </w:r>
       <w:r>
         <w:rPr>
@@ -21736,7 +21737,7 @@
                 <w:sz w:val="20"/>
                 <w:szCs w:val="20"/>
               </w:rPr>
-              <w:t xml:space="preserve">mar 13 oct → mar 1 dic</w:t>
+              <w:t xml:space="preserve">mar 20 oct → mar 8 dic [por confirmar]</w:t>
             </w:r>
           </w:p>
         </w:tc>
@@ -22728,7 +22729,7 @@
                 <w:sz w:val="19"/>
                 <w:szCs w:val="19"/>
               </w:rPr>
-              <w:t xml:space="preserve">mar 13 oct</w:t>
+              <w:t xml:space="preserve">mar 20 oct</w:t>
             </w:r>
           </w:p>
         </w:tc>
@@ -22839,7 +22840,7 @@
                 <w:sz w:val="19"/>
                 <w:szCs w:val="19"/>
               </w:rPr>
-              <w:t xml:space="preserve">mar 20 oct</w:t>
+              <w:t xml:space="preserve">mar 27 oct</w:t>
             </w:r>
           </w:p>
         </w:tc>
@@ -22950,7 +22951,7 @@
                 <w:sz w:val="19"/>
                 <w:szCs w:val="19"/>
               </w:rPr>
-              <w:t xml:space="preserve">mar 27 oct</w:t>
+              <w:t xml:space="preserve">mar 3 nov</w:t>
             </w:r>
           </w:p>
         </w:tc>
@@ -23061,7 +23062,7 @@
                 <w:sz w:val="19"/>
                 <w:szCs w:val="19"/>
               </w:rPr>
-              <w:t xml:space="preserve">mar 3 nov</w:t>
+              <w:t xml:space="preserve">mar 10 nov</w:t>
             </w:r>
           </w:p>
         </w:tc>
@@ -23172,7 +23173,7 @@
                 <w:sz w:val="19"/>
                 <w:szCs w:val="19"/>
               </w:rPr>
-              <w:t xml:space="preserve">mar 10 nov</w:t>
+              <w:t xml:space="preserve">mar 17 nov</w:t>
             </w:r>
           </w:p>
         </w:tc>
@@ -23283,7 +23284,7 @@
                 <w:sz w:val="19"/>
                 <w:szCs w:val="19"/>
               </w:rPr>
-              <w:t xml:space="preserve">mar 17 nov</w:t>
+              <w:t xml:space="preserve">mar 24 nov</w:t>
             </w:r>
           </w:p>
         </w:tc>
@@ -23394,7 +23395,7 @@
                 <w:sz w:val="19"/>
                 <w:szCs w:val="19"/>
               </w:rPr>
-              <w:t xml:space="preserve">mar 24 nov</w:t>
+              <w:t xml:space="preserve">mar 1 dic</w:t>
             </w:r>
           </w:p>
         </w:tc>
@@ -23505,7 +23506,7 @@
                 <w:sz w:val="19"/>
                 <w:szCs w:val="19"/>
               </w:rPr>
-              <w:t xml:space="preserve">mar 1 dic</w:t>
+              <w:t xml:space="preserve">mar 8 dic [por confirmar]</w:t>
             </w:r>
           </w:p>
         </w:tc>
@@ -23596,7 +23597,7 @@
           <w:sz w:val="21"/>
           <w:szCs w:val="21"/>
         </w:rPr>
-        <w:t xml:space="preserve">Semana 1 · mar 13 oct · Orientación + diagnóstico oral</w:t>
+        <w:t xml:space="preserve">Semana 1 · mar 20 oct · Orientación + diagnóstico oral</w:t>
       </w:r>
     </w:p>
     <w:p>
@@ -23621,7 +23622,7 @@
           <w:sz w:val="20"/>
           <w:szCs w:val="20"/>
         </w:rPr>
-        <w:t xml:space="preserve">Martes 13 de octubre · Sesión de orientación (sin módulo temático) · diagnóstico oral individual</w:t>
+        <w:t xml:space="preserve">Martes 20 de octubre · Sesión de orientación (sin módulo temático) · diagnóstico oral individual</w:t>
       </w:r>
       <w:r>
         <w:rPr>
@@ -24030,7 +24031,7 @@
           <w:sz w:val="21"/>
           <w:szCs w:val="21"/>
         </w:rPr>
-        <w:t xml:space="preserve">Semana 2 · mar 20 oct · K-pop y cultura fan</w:t>
+        <w:t xml:space="preserve">Semana 2 · mar 27 oct · K-pop y cultura fan</w:t>
       </w:r>
     </w:p>
     <w:p>
@@ -24055,7 +24056,7 @@
           <w:sz w:val="20"/>
           <w:szCs w:val="20"/>
         </w:rPr>
-        <w:t xml:space="preserve">Martes 20 de octubre · M01 · K-pop y cultura fan (deck trilingüe de la casa)</w:t>
+        <w:t xml:space="preserve">Martes 27 de octubre · M01 · K-pop y cultura fan (deck trilingüe de la casa)</w:t>
       </w:r>
       <w:r>
         <w:rPr>
@@ -24464,7 +24465,7 @@
           <w:sz w:val="21"/>
           <w:szCs w:val="21"/>
         </w:rPr>
-        <w:t xml:space="preserve">Semana 3 · mar 27 oct · Viajes: Jeju y Seúl</w:t>
+        <w:t xml:space="preserve">Semana 3 · mar 3 nov · Viajes: Jeju y Seúl</w:t>
       </w:r>
     </w:p>
     <w:p>
@@ -24489,7 +24490,7 @@
           <w:sz w:val="20"/>
           <w:szCs w:val="20"/>
         </w:rPr>
-        <w:t xml:space="preserve">Martes 27 de octubre · M02 · Viajes: Jeju y Seúl (deck trilingüe de la casa)</w:t>
+        <w:t xml:space="preserve">Martes 3 de noviembre · M02 · Viajes: Jeju y Seúl (deck trilingüe de la casa)</w:t>
       </w:r>
       <w:r>
         <w:rPr>
@@ -24898,7 +24899,7 @@
           <w:sz w:val="21"/>
           <w:szCs w:val="21"/>
         </w:rPr>
-        <w:t xml:space="preserve">Semana 4 · mar 3 nov · Cultura gastronómica</w:t>
+        <w:t xml:space="preserve">Semana 4 · mar 10 nov · Cultura gastronómica</w:t>
       </w:r>
     </w:p>
     <w:p>
@@ -24923,7 +24924,7 @@
           <w:sz w:val="20"/>
           <w:szCs w:val="20"/>
         </w:rPr>
-        <w:t xml:space="preserve">Martes 3 de noviembre · M03 · Cultura gastronómica (deck trilingüe de la casa)</w:t>
+        <w:t xml:space="preserve">Martes 10 de noviembre · M03 · Cultura gastronómica (deck trilingüe de la casa)</w:t>
       </w:r>
       <w:r>
         <w:rPr>
@@ -25332,7 +25333,7 @@
           <w:sz w:val="21"/>
           <w:szCs w:val="21"/>
         </w:rPr>
-        <w:t xml:space="preserve">Semana 5 · mar 10 nov · Lab de conversación 1</w:t>
+        <w:t xml:space="preserve">Semana 5 · mar 17 nov · Lab de conversación 1</w:t>
       </w:r>
     </w:p>
     <w:p>
@@ -25357,7 +25358,7 @@
           <w:sz w:val="20"/>
           <w:szCs w:val="20"/>
         </w:rPr>
-        <w:t xml:space="preserve">Martes 10 de noviembre · Laboratorio 1 · integra M01–M03 (K-pop, viajes, comida) · sin deck nuevo</w:t>
+        <w:t xml:space="preserve">Martes 17 de noviembre · Laboratorio 1 · integra M01–M03 (K-pop, viajes, comida) · sin deck nuevo</w:t>
       </w:r>
       <w:r>
         <w:rPr>
@@ -25766,7 +25767,7 @@
           <w:sz w:val="21"/>
           <w:szCs w:val="21"/>
         </w:rPr>
-        <w:t xml:space="preserve">Semana 6 · mar 17 nov · Hanbok y estética</w:t>
+        <w:t xml:space="preserve">Semana 6 · mar 24 nov · Hanbok y estética</w:t>
       </w:r>
     </w:p>
     <w:p>
@@ -25791,7 +25792,7 @@
           <w:sz w:val="20"/>
           <w:szCs w:val="20"/>
         </w:rPr>
-        <w:t xml:space="preserve">Martes 17 de noviembre · M04 · Hanbok y estética (deck trilingüe de la casa)</w:t>
+        <w:t xml:space="preserve">Martes 24 de noviembre · M04 · Hanbok y estética (deck trilingüe de la casa)</w:t>
       </w:r>
       <w:r>
         <w:rPr>
@@ -26200,7 +26201,7 @@
           <w:sz w:val="21"/>
           <w:szCs w:val="21"/>
         </w:rPr>
-        <w:t xml:space="preserve">Semana 7 · mar 24 nov · PC방 y e-sports</w:t>
+        <w:t xml:space="preserve">Semana 7 · mar 1 dic · PC방 y e-sports</w:t>
       </w:r>
     </w:p>
     <w:p>
@@ -26225,7 +26226,7 @@
           <w:sz w:val="20"/>
           <w:szCs w:val="20"/>
         </w:rPr>
-        <w:t xml:space="preserve">Martes 24 de noviembre · M05 · PC방 y e-sports (deck trilingüe de la casa)</w:t>
+        <w:t xml:space="preserve">Martes 1 de diciembre · M05 · PC방 y e-sports (deck trilingüe de la casa)</w:t>
       </w:r>
       <w:r>
         <w:rPr>
@@ -26634,7 +26635,7 @@
           <w:sz w:val="21"/>
           <w:szCs w:val="21"/>
         </w:rPr>
-        <w:t xml:space="preserve">Semana 8 · mar 1 dic · Lab 2 + evaluación oral</w:t>
+        <w:t xml:space="preserve">Semana 8 · mar 8 dic [por confirmar] · Lab 2 + evaluación oral</w:t>
       </w:r>
     </w:p>
     <w:p>
@@ -26659,7 +26660,7 @@
           <w:sz w:val="20"/>
           <w:szCs w:val="20"/>
         </w:rPr>
-        <w:t xml:space="preserve">Martes 1 de diciembre · Laboratorio 2 (M01–M05) + evaluación oral de etapa · certificado e invitación a Conversacional 2</w:t>
+        <w:t xml:space="preserve">Martes 8 de diciembre [por confirmar] · Laboratorio 2 (M01–M05) + evaluación oral de etapa · certificado e invitación a Conversacional 2</w:t>
       </w:r>
       <w:r>
         <w:rPr>
@@ -26946,7 +26947,7 @@
           <w:sz w:val="20"/>
           <w:szCs w:val="20"/>
         </w:rPr>
-        <w:t xml:space="preserve">Antes de la clase: grabar el monólogo de 2 minutos sobre el módulo que te toque en el sorteo del domingo 29 de noviembre (sin leer; tarjeta solo con palabras clave) y preparar los dos role plays posibles</w:t>
+        <w:t xml:space="preserve">Antes de la clase: grabar el monólogo de 2 minutos sobre el módulo que te toque en el sorteo del domingo 6 de diciembre (sin leer; tarjeta solo con palabras clave) y preparar los dos role plays posibles</w:t>
       </w:r>
     </w:p>
     <w:p>
@@ -28329,7 +28330,7 @@
                 <w:sz w:val="20"/>
                 <w:szCs w:val="20"/>
               </w:rPr>
-              <w:t xml:space="preserve">jue 15 oct → jue 3 dic</w:t>
+              <w:t xml:space="preserve">jue 22 oct → jue 10 dic</w:t>
             </w:r>
           </w:p>
         </w:tc>
@@ -29295,7 +29296,7 @@
                 <w:sz w:val="19"/>
                 <w:szCs w:val="19"/>
               </w:rPr>
-              <w:t xml:space="preserve">jue 15 oct</w:t>
+              <w:t xml:space="preserve">jue 22 oct</w:t>
             </w:r>
           </w:p>
         </w:tc>
@@ -29406,7 +29407,7 @@
                 <w:sz w:val="19"/>
                 <w:szCs w:val="19"/>
               </w:rPr>
-              <w:t xml:space="preserve">jue 22 oct</w:t>
+              <w:t xml:space="preserve">jue 29 oct</w:t>
             </w:r>
           </w:p>
         </w:tc>
@@ -29517,7 +29518,7 @@
                 <w:sz w:val="19"/>
                 <w:szCs w:val="19"/>
               </w:rPr>
-              <w:t xml:space="preserve">jue 29 oct</w:t>
+              <w:t xml:space="preserve">jue 5 nov</w:t>
             </w:r>
           </w:p>
         </w:tc>
@@ -29628,7 +29629,7 @@
                 <w:sz w:val="19"/>
                 <w:szCs w:val="19"/>
               </w:rPr>
-              <w:t xml:space="preserve">jue 5 nov</w:t>
+              <w:t xml:space="preserve">jue 12 nov</w:t>
             </w:r>
           </w:p>
         </w:tc>
@@ -29739,7 +29740,7 @@
                 <w:sz w:val="19"/>
                 <w:szCs w:val="19"/>
               </w:rPr>
-              <w:t xml:space="preserve">jue 12 nov</w:t>
+              <w:t xml:space="preserve">jue 19 nov</w:t>
             </w:r>
           </w:p>
         </w:tc>
@@ -29850,7 +29851,7 @@
                 <w:sz w:val="19"/>
                 <w:szCs w:val="19"/>
               </w:rPr>
-              <w:t xml:space="preserve">jue 19 nov</w:t>
+              <w:t xml:space="preserve">jue 26 nov</w:t>
             </w:r>
           </w:p>
         </w:tc>
@@ -29961,7 +29962,7 @@
                 <w:sz w:val="19"/>
                 <w:szCs w:val="19"/>
               </w:rPr>
-              <w:t xml:space="preserve">jue 26 nov</w:t>
+              <w:t xml:space="preserve">jue 3 dic</w:t>
             </w:r>
           </w:p>
         </w:tc>
@@ -30072,7 +30073,7 @@
                 <w:sz w:val="19"/>
                 <w:szCs w:val="19"/>
               </w:rPr>
-              <w:t xml:space="preserve">jue 3 dic</w:t>
+              <w:t xml:space="preserve">jue 10 dic</w:t>
             </w:r>
           </w:p>
         </w:tc>
@@ -30163,7 +30164,7 @@
           <w:sz w:val="21"/>
           <w:szCs w:val="21"/>
         </w:rPr>
-        <w:t xml:space="preserve">Semana 1 · jue 15 oct · Diagnóstico + radiografía del TOPIK II</w:t>
+        <w:t xml:space="preserve">Semana 1 · jue 22 oct · Diagnóstico + radiografía del TOPIK II</w:t>
       </w:r>
     </w:p>
     <w:p>
@@ -30571,7 +30572,7 @@
           <w:sz w:val="21"/>
           <w:szCs w:val="21"/>
         </w:rPr>
-        <w:t xml:space="preserve">Semana 2 · jue 22 oct · 읽기 I · Lectura</w:t>
+        <w:t xml:space="preserve">Semana 2 · jue 29 oct · 읽기 I · Lectura</w:t>
       </w:r>
     </w:p>
     <w:p>
@@ -31005,7 +31006,7 @@
           <w:sz w:val="21"/>
           <w:szCs w:val="21"/>
         </w:rPr>
-        <w:t xml:space="preserve">Semana 3 · jue 29 oct · 듣기 I · Escucha</w:t>
+        <w:t xml:space="preserve">Semana 3 · jue 5 nov · 듣기 I · Escucha</w:t>
       </w:r>
     </w:p>
     <w:p>
@@ -31439,7 +31440,7 @@
           <w:sz w:val="21"/>
           <w:szCs w:val="21"/>
         </w:rPr>
-        <w:t xml:space="preserve">Semana 4 · jue 5 nov · 쓰기 51–52</w:t>
+        <w:t xml:space="preserve">Semana 4 · jue 12 nov · 쓰기 51–52</w:t>
       </w:r>
     </w:p>
     <w:p>
@@ -31873,7 +31874,7 @@
           <w:sz w:val="21"/>
           <w:szCs w:val="21"/>
         </w:rPr>
-        <w:t xml:space="preserve">Semana 5 · jue 12 nov · 쓰기 53 · El gráfico</w:t>
+        <w:t xml:space="preserve">Semana 5 · jue 19 nov · 쓰기 53 · El gráfico</w:t>
       </w:r>
     </w:p>
     <w:p>
@@ -32307,7 +32308,7 @@
           <w:sz w:val="21"/>
           <w:szCs w:val="21"/>
         </w:rPr>
-        <w:t xml:space="preserve">Semana 6 · jue 19 nov · 읽기/듣기 II · Nivel 4–6</w:t>
+        <w:t xml:space="preserve">Semana 6 · jue 26 nov · 읽기/듣기 II · Nivel 4–6</w:t>
       </w:r>
     </w:p>
     <w:p>
@@ -32741,7 +32742,7 @@
           <w:sz w:val="21"/>
           <w:szCs w:val="21"/>
         </w:rPr>
-        <w:t xml:space="preserve">Semana 7 · jue 26 nov · 쓰기 54 · El ensayo</w:t>
+        <w:t xml:space="preserve">Semana 7 · jue 3 dic · 쓰기 54 · El ensayo</w:t>
       </w:r>
     </w:p>
     <w:p>
@@ -33175,7 +33176,7 @@
           <w:sz w:val="21"/>
           <w:szCs w:val="21"/>
         </w:rPr>
-        <w:t xml:space="preserve">Semana 8 · jue 3 dic · Simulacro final + plan personal</w:t>
+        <w:t xml:space="preserve">Semana 8 · jue 10 dic · Simulacro final + plan personal</w:t>
       </w:r>
     </w:p>
     <w:p>
@@ -40683,7 +40684,7 @@
           <w:sz w:val="22"/>
           <w:szCs w:val="22"/>
         </w:rPr>
-        <w:t xml:space="preserve">Zoom con niños: cámaras encendidas, nombres en pantalla escritos en 한글 desde la clase 2, chat solo para emojis, música baja mientras dibujan. Ensaya el show final desde la clase 7 con un guion visual (dibujos en vez de texto), invita a las familias con una semana de anticipación y recuerda a las familias desde la clase 1 que el curso parte el lunes 19 de octubre (el 12 es feriado en Chile) y termina el lunes 7 de diciembre.</w:t>
+        <w:t xml:space="preserve">Zoom con niños: cámaras encendidas, nombres en pantalla escritos en 한글 desde la clase 2, chat solo para emojis, música baja mientras dibujan. Ensaya el show final desde la clase 7 con un guion visual (dibujos en vez de texto), invita a las familias con una semana de anticipación y recuerda a las familias desde la clase 1 que el curso parte el lunes 19 de octubre y termina el lunes 7 de diciembre.</w:t>
       </w:r>
     </w:p>
     <w:p>
@@ -40864,7 +40865,7 @@
           <w:sz w:val="22"/>
           <w:szCs w:val="22"/>
         </w:rPr>
-        <w:t xml:space="preserve">Enviar el reporte de fin de curso (asistencia, notas, recomendación de nivel por alumno) antes del 7 de diciembre.</w:t>
+        <w:t xml:space="preserve">Enviar el reporte de fin de curso (asistencia, notas, recomendación de nivel por alumno) a más tardar el viernes 11 de diciembre.</w:t>
       </w:r>
     </w:p>
     <w:p>
@@ -43457,7 +43458,7 @@
                 <w:sz w:val="20"/>
                 <w:szCs w:val="20"/>
               </w:rPr>
-              <w:t xml:space="preserve">Las clases se dictan igual salvo aviso con 48 h. El lunes 12 de octubre es feriado: por eso Coreano para Niños empieza el lunes 19 de octubre (recordarlo a las familias al confirmar la matrícula).</w:t>
+              <w:t xml:space="preserve">Las clases se dictan igual salvo aviso con 48 h. El martes 8 de diciembre es feriado y es la clase 8 de Básico 1 (sección martes) y de Conversacional 1: Jay confirma si se mantiene o se mueve, y se avisa al grupo con tiempo.</w:t>
             </w:r>
           </w:p>
         </w:tc>
@@ -44970,8 +44971,8 @@
       </w:r>
     </w:p>
     <w:sectPr>
-      <w:headerReference w:type="default" r:id="rId7"/>
-      <w:footerReference w:type="default" r:id="rId8"/>
+      <w:headerReference w:type="default" r:id="rId6"/>
+      <w:footerReference w:type="default" r:id="rId7"/>
       <w:pgSz w:w="12240" w:h="15840" w:orient="portrait"/>
       <w:pgMar w:top="1150" w:right="1440" w:bottom="1100" w:left="1440" w:header="708" w:footer="708" w:gutter="0"/>
       <w:pgNumType/>
@@ -44979,10 +44980,6 @@
     </w:sectPr>
   </w:body>
 </w:document>
-</file>
-
-<file path=word/comments.xml><?xml version="1.0" encoding="utf-8"?>
-<w:comments xmlns:cx="http://schemas.microsoft.com/office/drawing/2014/chartex" xmlns:cx1="http://schemas.microsoft.com/office/drawing/2015/9/8/chartex" xmlns:cx2="http://schemas.microsoft.com/office/drawing/2015/10/21/chartex" xmlns:cx3="http://schemas.microsoft.com/office/drawing/2016/5/9/chartex" xmlns:cx4="http://schemas.microsoft.com/office/drawing/2016/5/10/chartex" xmlns:cx5="http://schemas.microsoft.com/office/drawing/2016/5/11/chartex" xmlns:cx6="http://schemas.microsoft.com/office/drawing/2016/5/12/chartex" xmlns:cx7="http://schemas.microsoft.com/office/drawing/2016/5/13/chartex" xmlns:cx8="http://schemas.microsoft.com/office/drawing/2016/5/14/chartex" xmlns:mc="http://schemas.openxmlformats.org/markup-compatibility/2006" xmlns:aink="http://schemas.microsoft.com/office/drawing/2016/ink" xmlns:am3d="http://schemas.microsoft.com/office/drawing/2017/model3d" xmlns:o="urn:schemas-microsoft-com:office:office" xmlns:r="http://schemas.openxmlformats.org/officeDocument/2006/relationships" xmlns:m="http://schemas.openxmlformats.org/officeDocument/2006/math" xmlns:v="urn:schemas-microsoft-com:vml" xmlns:wp14="http://schemas.microsoft.com/office/word/2010/wordprocessingDrawing" xmlns:wp="http://schemas.openxmlformats.org/drawingml/2006/wordprocessingDrawing" xmlns:w10="urn:schemas-microsoft-com:office:word" xmlns:w="http://schemas.openxmlformats.org/wordprocessingml/2006/main" xmlns:w14="http://schemas.microsoft.com/office/word/2010/wordml" xmlns:w15="http://schemas.microsoft.com/office/word/2012/wordml" xmlns:w16cex="http://schemas.microsoft.com/office/word/2018/wordml/cex" xmlns:w16cid="http://schemas.microsoft.com/office/word/2016/wordml/cid" xmlns:w16="http://schemas.microsoft.com/office/word/2018/wordml" xmlns:w16sdtdh="http://schemas.microsoft.com/office/word/2020/wordml/sdtdatahash" xmlns:w16se="http://schemas.microsoft.com/office/word/2015/wordml/symex" xmlns:wpg="http://schemas.microsoft.com/office/word/2010/wordprocessingGroup" xmlns:wpi="http://schemas.microsoft.com/office/word/2010/wordprocessingInk" xmlns:wne="http://schemas.microsoft.com/office/word/2006/wordml" xmlns:wps="http://schemas.microsoft.com/office/word/2010/wordprocessingShape"/>
 </file>
 
 <file path=word/endnotes.xml><?xml version="1.0" encoding="utf-8"?>
@@ -45122,7 +45119,7 @@
 <w:numbering xmlns:wpc="http://schemas.microsoft.com/office/word/2010/wordprocessingCanvas" xmlns:mc="http://schemas.openxmlformats.org/markup-compatibility/2006" xmlns:o="urn:schemas-microsoft-com:office:office" xmlns:r="http://schemas.openxmlformats.org/officeDocument/2006/relationships" xmlns:m="http://schemas.openxmlformats.org/officeDocument/2006/math" xmlns:v="urn:schemas-microsoft-com:vml" xmlns:wp14="http://schemas.microsoft.com/office/word/2010/wordprocessingDrawing" xmlns:wp="http://schemas.openxmlformats.org/drawingml/2006/wordprocessingDrawing" xmlns:w10="urn:schemas-microsoft-com:office:word" xmlns:w="http://schemas.openxmlformats.org/wordprocessingml/2006/main" xmlns:w14="http://schemas.microsoft.com/office/word/2010/wordml" xmlns:w15="http://schemas.microsoft.com/office/word/2012/wordml" xmlns:wpg="http://schemas.microsoft.com/office/word/2010/wordprocessingGroup" xmlns:wpi="http://schemas.microsoft.com/office/word/2010/wordprocessingInk" xmlns:wne="http://schemas.microsoft.com/office/word/2006/wordml" xmlns:wps="http://schemas.microsoft.com/office/word/2010/wordprocessingShape" mc:Ignorable="w14 w15 wp14">
   <w:abstractNum w:abstractNumId="1" w15:restartNumberingAfterBreak="0">
     <w:multiLevelType w:val="hybridMultilevel"/>
-    <w:lvl w:ilvl="0" w15:tentative="1">
+    <w:lvl w:ilvl="0" w:tentative="1">
       <w:start w:val="1"/>
       <w:numFmt w:val="bullet"/>
       <w:lvlText w:val="●"/>
@@ -45131,7 +45128,7 @@
         <w:ind w:left="720" w:hanging="360"/>
       </w:pPr>
     </w:lvl>
-    <w:lvl w:ilvl="1" w15:tentative="1">
+    <w:lvl w:ilvl="1" w:tentative="1">
       <w:start w:val="1"/>
       <w:numFmt w:val="bullet"/>
       <w:lvlText w:val="○"/>
@@ -45140,7 +45137,7 @@
         <w:ind w:left="1440" w:hanging="360"/>
       </w:pPr>
     </w:lvl>
-    <w:lvl w:ilvl="2" w15:tentative="1">
+    <w:lvl w:ilvl="2" w:tentative="1">
       <w:start w:val="1"/>
       <w:numFmt w:val="bullet"/>
       <w:lvlText w:val="■"/>
@@ -45149,7 +45146,7 @@
         <w:ind w:left="2160" w:hanging="360"/>
       </w:pPr>
     </w:lvl>
-    <w:lvl w:ilvl="3" w15:tentative="1">
+    <w:lvl w:ilvl="3" w:tentative="1">
       <w:start w:val="1"/>
       <w:numFmt w:val="bullet"/>
       <w:lvlText w:val="●"/>
@@ -45158,7 +45155,7 @@
         <w:ind w:left="2880" w:hanging="360"/>
       </w:pPr>
     </w:lvl>
-    <w:lvl w:ilvl="4" w15:tentative="1">
+    <w:lvl w:ilvl="4" w:tentative="1">
       <w:start w:val="1"/>
       <w:numFmt w:val="bullet"/>
       <w:lvlText w:val="○"/>
@@ -45167,7 +45164,7 @@
         <w:ind w:left="3600" w:hanging="360"/>
       </w:pPr>
     </w:lvl>
-    <w:lvl w:ilvl="5" w15:tentative="1">
+    <w:lvl w:ilvl="5" w:tentative="1">
       <w:start w:val="1"/>
       <w:numFmt w:val="bullet"/>
       <w:lvlText w:val="■"/>
@@ -45176,7 +45173,7 @@
         <w:ind w:left="4320" w:hanging="360"/>
       </w:pPr>
     </w:lvl>
-    <w:lvl w:ilvl="6" w15:tentative="1">
+    <w:lvl w:ilvl="6" w:tentative="1">
       <w:start w:val="1"/>
       <w:numFmt w:val="bullet"/>
       <w:lvlText w:val="●"/>
@@ -45185,7 +45182,7 @@
         <w:ind w:left="5040" w:hanging="360"/>
       </w:pPr>
     </w:lvl>
-    <w:lvl w:ilvl="7" w15:tentative="1">
+    <w:lvl w:ilvl="7" w:tentative="1">
       <w:start w:val="1"/>
       <w:numFmt w:val="bullet"/>
       <w:lvlText w:val="●"/>
@@ -45194,7 +45191,7 @@
         <w:ind w:left="5760" w:hanging="360"/>
       </w:pPr>
     </w:lvl>
-    <w:lvl w:ilvl="8" w15:tentative="1">
+    <w:lvl w:ilvl="8" w:tentative="1">
       <w:start w:val="1"/>
       <w:numFmt w:val="bullet"/>
       <w:lvlText w:val="●"/>
@@ -45226,6 +45223,25 @@
     </w:rPrDefault>
     <w:pPrDefault/>
   </w:docDefaults>
+  <w:style w:type="paragraph" w:styleId="Normal" w:default="1">
+    <w:name w:val="Normal"/>
+    <w:qFormat/>
+  </w:style>
+  <w:style w:type="table" w:styleId="TableNormal" w:default="true">
+    <w:name w:val="Normal Table"/>
+    <w:uiPriority w:val="99"/>
+    <w:semiHidden/>
+    <w:unhideWhenUsed/>
+    <w:tblPr>
+      <w:tblInd w:type="dxa" w:w="0"/>
+      <w:tblCellMar>
+        <w:top w:type="dxa" w:w="0"/>
+        <w:left w:type="dxa" w:w="108"/>
+        <w:bottom w:type="dxa" w:w="0"/>
+        <w:right w:type="dxa" w:w="108"/>
+      </w:tblCellMar>
+    </w:tblPr>
+  </w:style>
   <w:style w:type="paragraph" w:styleId="Title">
     <w:name w:val="Title"/>
     <w:basedOn w:val="Normal"/>
@@ -45398,4 +45414,294 @@
     </w:rPr>
   </w:style>
 </w:styles>
+</file>
+
+<file path=word/theme/theme1.xml><?xml version="1.0" encoding="utf-8"?>
+<a:theme xmlns:a="http://schemas.openxmlformats.org/drawingml/2006/main" name="Office Theme">
+  <a:themeElements>
+    <a:clrScheme name="Office">
+      <a:dk1>
+        <a:sysClr val="windowText" lastClr="000000"/>
+      </a:dk1>
+      <a:lt1>
+        <a:sysClr val="window" lastClr="FFFFFF"/>
+      </a:lt1>
+      <a:dk2>
+        <a:srgbClr val="44546A"/>
+      </a:dk2>
+      <a:lt2>
+        <a:srgbClr val="E7E6E6"/>
+      </a:lt2>
+      <a:accent1>
+        <a:srgbClr val="4472C4"/>
+      </a:accent1>
+      <a:accent2>
+        <a:srgbClr val="ED7D31"/>
+      </a:accent2>
+      <a:accent3>
+        <a:srgbClr val="A5A5A5"/>
+      </a:accent3>
+      <a:accent4>
+        <a:srgbClr val="FFC000"/>
+      </a:accent4>
+      <a:accent5>
+        <a:srgbClr val="5B9BD5"/>
+      </a:accent5>
+      <a:accent6>
+        <a:srgbClr val="70AD47"/>
+      </a:accent6>
+      <a:hlink>
+        <a:srgbClr val="0563C1"/>
+      </a:hlink>
+      <a:folHlink>
+        <a:srgbClr val="954F72"/>
+      </a:folHlink>
+    </a:clrScheme>
+    <a:fontScheme name="Office">
+      <a:majorFont>
+        <a:latin typeface="Calibri Light" panose="020F0302020204030204"/>
+        <a:ea typeface=""/>
+        <a:cs typeface=""/>
+        <a:font script="Jpan" typeface="游ゴシック Light"/>
+        <a:font script="Hang" typeface="맑은 고딕"/>
+        <a:font script="Hans" typeface="等线 Light"/>
+        <a:font script="Hant" typeface="新細明體"/>
+        <a:font script="Arab" typeface="Times New Roman"/>
+        <a:font script="Hebr" typeface="Times New Roman"/>
+        <a:font script="Thai" typeface="Angsana New"/>
+        <a:font script="Ethi" typeface="Nyala"/>
+        <a:font script="Beng" typeface="Vrinda"/>
+        <a:font script="Gujr" typeface="Shruti"/>
+        <a:font script="Khmr" typeface="MoolBoran"/>
+        <a:font script="Knda" typeface="Tunga"/>
+        <a:font script="Guru" typeface="Raavi"/>
+        <a:font script="Cans" typeface="Euphemia"/>
+        <a:font script="Cher" typeface="Plantagenet Cherokee"/>
+        <a:font script="Yiii" typeface="Microsoft Yi Baiti"/>
+        <a:font script="Tibt" typeface="Microsoft Himalaya"/>
+        <a:font script="Thaa" typeface="MV Boli"/>
+        <a:font script="Deva" typeface="Mangal"/>
+        <a:font script="Telu" typeface="Gautami"/>
+        <a:font script="Taml" typeface="Latha"/>
+        <a:font script="Syrc" typeface="Estrangelo Edessa"/>
+        <a:font script="Orya" typeface="Kalinga"/>
+        <a:font script="Mlym" typeface="Kartika"/>
+        <a:font script="Laoo" typeface="DokChampa"/>
+        <a:font script="Sinh" typeface="Iskoola Pota"/>
+        <a:font script="Mong" typeface="Mongolian Baiti"/>
+        <a:font script="Viet" typeface="Times New Roman"/>
+        <a:font script="Uigh" typeface="Microsoft Uighur"/>
+        <a:font script="Geor" typeface="Sylfaen"/>
+        <a:font script="Armn" typeface="Arial"/>
+        <a:font script="Bugi" typeface="Leelawadee UI"/>
+        <a:font script="Bopo" typeface="Microsoft JhengHei"/>
+        <a:font script="Java" typeface="Javanese Text"/>
+        <a:font script="Lisu" typeface="Segoe UI"/>
+        <a:font script="Mymr" typeface="Myanmar Text"/>
+        <a:font script="Nkoo" typeface="Ebrima"/>
+        <a:font script="Olck" typeface="Nirmala UI"/>
+        <a:font script="Osma" typeface="Ebrima"/>
+        <a:font script="Phag" typeface="Phagspa"/>
+        <a:font script="Syrn" typeface="Estrangelo Edessa"/>
+        <a:font script="Syrj" typeface="Estrangelo Edessa"/>
+        <a:font script="Syre" typeface="Estrangelo Edessa"/>
+        <a:font script="Sora" typeface="Nirmala UI"/>
+        <a:font script="Tale" typeface="Microsoft Tai Le"/>
+        <a:font script="Talu" typeface="Microsoft New Tai Lue"/>
+        <a:font script="Tfng" typeface="Ebrima"/>
+      </a:majorFont>
+      <a:minorFont>
+        <a:latin typeface="Calibri" panose="020F0502020204030204"/>
+        <a:ea typeface=""/>
+        <a:cs typeface=""/>
+        <a:font script="Jpan" typeface="游明朝"/>
+        <a:font script="Hang" typeface="맑은 고딕"/>
+        <a:font script="Hans" typeface="等线"/>
+        <a:font script="Hant" typeface="新細明體"/>
+        <a:font script="Arab" typeface="Arial"/>
+        <a:font script="Hebr" typeface="Arial"/>
+        <a:font script="Thai" typeface="Cordia New"/>
+        <a:font script="Ethi" typeface="Nyala"/>
+        <a:font script="Beng" typeface="Vrinda"/>
+        <a:font script="Gujr" typeface="Shruti"/>
+        <a:font script="Khmr" typeface="DaunPenh"/>
+        <a:font script="Knda" typeface="Tunga"/>
+        <a:font script="Guru" typeface="Raavi"/>
+        <a:font script="Cans" typeface="Euphemia"/>
+        <a:font script="Cher" typeface="Plantagenet Cherokee"/>
+        <a:font script="Yiii" typeface="Microsoft Yi Baiti"/>
+        <a:font script="Tibt" typeface="Microsoft Himalaya"/>
+        <a:font script="Thaa" typeface="MV Boli"/>
+        <a:font script="Deva" typeface="Mangal"/>
+        <a:font script="Telu" typeface="Gautami"/>
+        <a:font script="Taml" typeface="Latha"/>
+        <a:font script="Syrc" typeface="Estrangelo Edessa"/>
+        <a:font script="Orya" typeface="Kalinga"/>
+        <a:font script="Mlym" typeface="Kartika"/>
+        <a:font script="Laoo" typeface="DokChampa"/>
+        <a:font script="Sinh" typeface="Iskoola Pota"/>
+        <a:font script="Mong" typeface="Mongolian Baiti"/>
+        <a:font script="Viet" typeface="Arial"/>
+        <a:font script="Uigh" typeface="Microsoft Uighur"/>
+        <a:font script="Geor" typeface="Sylfaen"/>
+        <a:font script="Armn" typeface="Arial"/>
+        <a:font script="Bugi" typeface="Leelawadee UI"/>
+        <a:font script="Bopo" typeface="Microsoft JhengHei"/>
+        <a:font script="Java" typeface="Javanese Text"/>
+        <a:font script="Lisu" typeface="Segoe UI"/>
+        <a:font script="Mymr" typeface="Myanmar Text"/>
+        <a:font script="Nkoo" typeface="Ebrima"/>
+        <a:font script="Olck" typeface="Nirmala UI"/>
+        <a:font script="Osma" typeface="Ebrima"/>
+        <a:font script="Phag" typeface="Phagspa"/>
+        <a:font script="Syrn" typeface="Estrangelo Edessa"/>
+        <a:font script="Syrj" typeface="Estrangelo Edessa"/>
+        <a:font script="Syre" typeface="Estrangelo Edessa"/>
+        <a:font script="Sora" typeface="Nirmala UI"/>
+        <a:font script="Tale" typeface="Microsoft Tai Le"/>
+        <a:font script="Talu" typeface="Microsoft New Tai Lue"/>
+        <a:font script="Tfng" typeface="Ebrima"/>
+      </a:minorFont>
+    </a:fontScheme>
+    <a:fmtScheme name="Office">
+      <a:fillStyleLst>
+        <a:solidFill>
+          <a:schemeClr val="phClr"/>
+        </a:solidFill>
+        <a:gradFill rotWithShape="true">
+          <a:gsLst>
+            <a:gs pos="0">
+              <a:schemeClr val="phClr">
+                <a:lumMod val="110000"/>
+                <a:satMod val="105000"/>
+                <a:tint val="67000"/>
+              </a:schemeClr>
+            </a:gs>
+            <a:gs pos="50000">
+              <a:schemeClr val="phClr">
+                <a:lumMod val="105000"/>
+                <a:satMod val="103000"/>
+                <a:tint val="73000"/>
+              </a:schemeClr>
+            </a:gs>
+            <a:gs pos="100000">
+              <a:schemeClr val="phClr">
+                <a:lumMod val="105000"/>
+                <a:satMod val="109000"/>
+                <a:tint val="81000"/>
+              </a:schemeClr>
+            </a:gs>
+          </a:gsLst>
+          <a:lin ang="5400000" scaled="false"/>
+        </a:gradFill>
+        <a:gradFill rotWithShape="true">
+          <a:gsLst>
+            <a:gs pos="0">
+              <a:schemeClr val="phClr">
+                <a:satMod val="103000"/>
+                <a:lumMod val="102000"/>
+                <a:tint val="94000"/>
+              </a:schemeClr>
+            </a:gs>
+            <a:gs pos="50000">
+              <a:schemeClr val="phClr">
+                <a:satMod val="110000"/>
+                <a:lumMod val="100000"/>
+                <a:shade val="100000"/>
+              </a:schemeClr>
+            </a:gs>
+            <a:gs pos="100000">
+              <a:schemeClr val="phClr">
+                <a:lumMod val="99000"/>
+                <a:satMod val="120000"/>
+                <a:shade val="78000"/>
+              </a:schemeClr>
+            </a:gs>
+          </a:gsLst>
+          <a:lin ang="5400000" scaled="false"/>
+        </a:gradFill>
+      </a:fillStyleLst>
+      <a:lnStyleLst>
+        <a:ln w="6350" cap="flat" cmpd="sng" algn="ctr">
+          <a:solidFill>
+            <a:schemeClr val="phClr"/>
+          </a:solidFill>
+          <a:prstDash val="solid"/>
+          <a:miter lim="800000"/>
+        </a:ln>
+        <a:ln w="12700" cap="flat" cmpd="sng" algn="ctr">
+          <a:solidFill>
+            <a:schemeClr val="phClr"/>
+          </a:solidFill>
+          <a:prstDash val="solid"/>
+          <a:miter lim="800000"/>
+        </a:ln>
+        <a:ln w="19050" cap="flat" cmpd="sng" algn="ctr">
+          <a:solidFill>
+            <a:schemeClr val="phClr"/>
+          </a:solidFill>
+          <a:prstDash val="solid"/>
+          <a:miter lim="800000"/>
+        </a:ln>
+      </a:lnStyleLst>
+      <a:effectStyleLst>
+        <a:effectStyle>
+          <a:effectLst/>
+        </a:effectStyle>
+        <a:effectStyle>
+          <a:effectLst/>
+        </a:effectStyle>
+        <a:effectStyle>
+          <a:effectLst>
+            <a:outerShdw blurRad="57150" dist="19050" dir="5400000" algn="ctr" rotWithShape="false">
+              <a:srgbClr val="000000">
+                <a:alpha val="63000"/>
+              </a:srgbClr>
+            </a:outerShdw>
+          </a:effectLst>
+        </a:effectStyle>
+      </a:effectStyleLst>
+      <a:bgFillStyleLst>
+        <a:solidFill>
+          <a:schemeClr val="phClr"/>
+        </a:solidFill>
+        <a:solidFill>
+          <a:schemeClr val="phClr">
+            <a:tint val="95000"/>
+            <a:satMod val="170000"/>
+          </a:schemeClr>
+        </a:solidFill>
+        <a:gradFill rotWithShape="true">
+          <a:gsLst>
+            <a:gs pos="0">
+              <a:schemeClr val="phClr">
+                <a:tint val="93000"/>
+                <a:satMod val="150000"/>
+                <a:shade val="98000"/>
+                <a:lumMod val="102000"/>
+              </a:schemeClr>
+            </a:gs>
+            <a:gs pos="50000">
+              <a:schemeClr val="phClr">
+                <a:tint val="98000"/>
+                <a:satMod val="130000"/>
+                <a:shade val="90000"/>
+                <a:lumMod val="103000"/>
+              </a:schemeClr>
+            </a:gs>
+            <a:gs pos="100000">
+              <a:schemeClr val="phClr">
+                <a:shade val="63000"/>
+                <a:satMod val="120000"/>
+              </a:schemeClr>
+            </a:gs>
+          </a:gsLst>
+          <a:lin ang="5400000" scaled="false"/>
+        </a:gradFill>
+      </a:bgFillStyleLst>
+    </a:fmtScheme>
+  </a:themeElements>
+  <a:objectDefaults/>
+  <a:extraClrSchemeLst/>
+</a:theme>
 </file>